--- a/Carlos_Salvo.docx
+++ b/Carlos_Salvo.docx
@@ -746,6 +746,562 @@
                 <w:szCs w:val="20"/>
               </w:rPr>
               <w:t xml:space="preserve">Permiten levantar dos entornos idénticos, que es la base del despliegue Blue-Green.</w:t>
+            </w:r>
+          </w:p>
+        </w:tc>
+      </w:tr>
+    </w:tbl>
+    <w:p>
+      <w:pPr>
+        <w:pStyle w:val="Heading2"/>
+        <w:spacing w:after="140" w:before="260" w:line="276" w:lineRule="auto"/>
+      </w:pPr>
+      <w:r>
+        <w:rPr>
+          <w:rFonts w:ascii="Arial" w:cs="Arial" w:eastAsia="Arial" w:hAnsi="Arial"/>
+          <w:b/>
+          <w:bCs/>
+          <w:color w:val="1F4E79"/>
+          <w:sz w:val="26"/>
+          <w:szCs w:val="26"/>
+        </w:rPr>
+        <w:t xml:space="preserve">1.2 Entregables y dónde encontrarlos</w:t>
+      </w:r>
+    </w:p>
+    <w:p>
+      <w:pPr>
+        <w:spacing w:after="140" w:line="276" w:lineRule="auto"/>
+      </w:pPr>
+      <w:r>
+        <w:rPr>
+          <w:rFonts w:ascii="Arial" w:cs="Arial" w:eastAsia="Arial" w:hAnsi="Arial"/>
+          <w:sz w:val="24"/>
+          <w:szCs w:val="24"/>
+        </w:rPr>
+        <w:t xml:space="preserve">Todo el material vive en un repositorio público de GitHub. Esta tabla asocia cada entregable solicitado con el archivo concreto que lo contiene, para poder verificarlos uno a uno:</w:t>
+      </w:r>
+    </w:p>
+    <w:p>
+      <w:pPr>
+        <w:spacing w:after="180" w:line="276" w:lineRule="auto"/>
+      </w:pPr>
+      <w:r>
+        <w:rPr>
+          <w:rFonts w:ascii="Arial" w:cs="Arial" w:eastAsia="Arial" w:hAnsi="Arial"/>
+          <w:b/>
+          <w:bCs/>
+          <w:color w:val="1F4E79"/>
+          <w:sz w:val="24"/>
+          <w:szCs w:val="24"/>
+        </w:rPr>
+        <w:t xml:space="preserve">github.com/Harmeto/automatizacion-pruebas-examen-final</w:t>
+      </w:r>
+    </w:p>
+    <w:tbl>
+      <w:tblPr>
+        <w:tblW w:type="dxa" w:w="9360"/>
+        <w:tblBorders>
+          <w:top w:val="single" w:color="auto" w:sz="4"/>
+          <w:left w:val="single" w:color="auto" w:sz="4"/>
+          <w:bottom w:val="single" w:color="auto" w:sz="4"/>
+          <w:right w:val="single" w:color="auto" w:sz="4"/>
+          <w:insideH w:val="single" w:color="auto" w:sz="4"/>
+          <w:insideV w:val="single" w:color="auto" w:sz="4"/>
+        </w:tblBorders>
+      </w:tblPr>
+      <w:tblGrid>
+        <w:gridCol w:w="3900"/>
+        <w:gridCol w:w="5460"/>
+      </w:tblGrid>
+      <w:tr>
+        <w:trPr>
+          <w:tblHeader/>
+        </w:trPr>
+        <w:tc>
+          <w:tcPr>
+            <w:tcW w:type="dxa" w:w="3900"/>
+            <w:shd w:fill="1F4E79" w:val="clear"/>
+            <w:tcMar>
+              <w:top w:type="dxa" w:w="80"/>
+              <w:left w:type="dxa" w:w="120"/>
+              <w:bottom w:type="dxa" w:w="80"/>
+              <w:right w:type="dxa" w:w="120"/>
+            </w:tcMar>
+          </w:tcPr>
+          <w:p>
+            <w:pPr>
+              <w:spacing w:after="0" w:line="276" w:lineRule="auto"/>
+            </w:pPr>
+            <w:r>
+              <w:rPr>
+                <w:rFonts w:ascii="Arial" w:cs="Arial" w:eastAsia="Arial" w:hAnsi="Arial"/>
+                <w:b/>
+                <w:bCs/>
+                <w:color w:val="FFFFFF"/>
+                <w:sz w:val="20"/>
+                <w:szCs w:val="20"/>
+              </w:rPr>
+              <w:t xml:space="preserve">Entregable solicitado</w:t>
+            </w:r>
+          </w:p>
+        </w:tc>
+        <w:tc>
+          <w:tcPr>
+            <w:tcW w:type="dxa" w:w="5460"/>
+            <w:shd w:fill="1F4E79" w:val="clear"/>
+            <w:tcMar>
+              <w:top w:type="dxa" w:w="80"/>
+              <w:left w:type="dxa" w:w="120"/>
+              <w:bottom w:type="dxa" w:w="80"/>
+              <w:right w:type="dxa" w:w="120"/>
+            </w:tcMar>
+          </w:tcPr>
+          <w:p>
+            <w:pPr>
+              <w:spacing w:after="0" w:line="276" w:lineRule="auto"/>
+            </w:pPr>
+            <w:r>
+              <w:rPr>
+                <w:rFonts w:ascii="Arial" w:cs="Arial" w:eastAsia="Arial" w:hAnsi="Arial"/>
+                <w:b/>
+                <w:bCs/>
+                <w:color w:val="FFFFFF"/>
+                <w:sz w:val="20"/>
+                <w:szCs w:val="20"/>
+              </w:rPr>
+              <w:t xml:space="preserve">Archivo en el repositorio</w:t>
+            </w:r>
+          </w:p>
+        </w:tc>
+      </w:tr>
+      <w:tr>
+        <w:tc>
+          <w:tcPr>
+            <w:tcW w:type="dxa" w:w="3900"/>
+            <w:tcMar>
+              <w:top w:type="dxa" w:w="80"/>
+              <w:left w:type="dxa" w:w="120"/>
+              <w:bottom w:type="dxa" w:w="80"/>
+              <w:right w:type="dxa" w:w="120"/>
+            </w:tcMar>
+          </w:tcPr>
+          <w:p>
+            <w:pPr>
+              <w:spacing w:after="0" w:line="276" w:lineRule="auto"/>
+            </w:pPr>
+            <w:r>
+              <w:rPr>
+                <w:rFonts w:ascii="Arial" w:cs="Arial" w:eastAsia="Arial" w:hAnsi="Arial"/>
+                <w:b w:val="false"/>
+                <w:bCs w:val="false"/>
+                <w:sz w:val="20"/>
+                <w:szCs w:val="20"/>
+              </w:rPr>
+              <w:t xml:space="preserve">Proyecto con configuración de Git y flujo de ramas</w:t>
+            </w:r>
+          </w:p>
+        </w:tc>
+        <w:tc>
+          <w:tcPr>
+            <w:tcW w:type="dxa" w:w="5460"/>
+            <w:tcMar>
+              <w:top w:type="dxa" w:w="80"/>
+              <w:left w:type="dxa" w:w="120"/>
+              <w:bottom w:type="dxa" w:w="80"/>
+              <w:right w:type="dxa" w:w="120"/>
+            </w:tcMar>
+          </w:tcPr>
+          <w:p>
+            <w:pPr>
+              <w:spacing w:after="0" w:line="276" w:lineRule="auto"/>
+            </w:pPr>
+            <w:r>
+              <w:rPr>
+                <w:rFonts w:ascii="Arial" w:cs="Arial" w:eastAsia="Arial" w:hAnsi="Arial"/>
+                <w:b w:val="false"/>
+                <w:bCs w:val="false"/>
+                <w:sz w:val="20"/>
+                <w:szCs w:val="20"/>
+              </w:rPr>
+              <w:t xml:space="preserve">Ramas del repositorio (GitFlow), visibles con git log --graph</w:t>
+            </w:r>
+          </w:p>
+        </w:tc>
+      </w:tr>
+      <w:tr>
+        <w:tc>
+          <w:tcPr>
+            <w:tcW w:type="dxa" w:w="3900"/>
+            <w:tcMar>
+              <w:top w:type="dxa" w:w="80"/>
+              <w:left w:type="dxa" w:w="120"/>
+              <w:bottom w:type="dxa" w:w="80"/>
+              <w:right w:type="dxa" w:w="120"/>
+            </w:tcMar>
+          </w:tcPr>
+          <w:p>
+            <w:pPr>
+              <w:spacing w:after="0" w:line="276" w:lineRule="auto"/>
+            </w:pPr>
+            <w:r>
+              <w:rPr>
+                <w:rFonts w:ascii="Arial" w:cs="Arial" w:eastAsia="Arial" w:hAnsi="Arial"/>
+                <w:b w:val="false"/>
+                <w:bCs w:val="false"/>
+                <w:sz w:val="20"/>
+                <w:szCs w:val="20"/>
+              </w:rPr>
+              <w:t xml:space="preserve">Archivo pom.xml con dependencias para pruebas</w:t>
+            </w:r>
+          </w:p>
+        </w:tc>
+        <w:tc>
+          <w:tcPr>
+            <w:tcW w:type="dxa" w:w="5460"/>
+            <w:tcMar>
+              <w:top w:type="dxa" w:w="80"/>
+              <w:left w:type="dxa" w:w="120"/>
+              <w:bottom w:type="dxa" w:w="80"/>
+              <w:right w:type="dxa" w:w="120"/>
+            </w:tcMar>
+          </w:tcPr>
+          <w:p>
+            <w:pPr>
+              <w:spacing w:after="0" w:line="276" w:lineRule="auto"/>
+            </w:pPr>
+            <w:r>
+              <w:rPr>
+                <w:rFonts w:ascii="Arial" w:cs="Arial" w:eastAsia="Arial" w:hAnsi="Arial"/>
+                <w:b w:val="false"/>
+                <w:bCs w:val="false"/>
+                <w:sz w:val="20"/>
+                <w:szCs w:val="20"/>
+              </w:rPr>
+              <w:t xml:space="preserve">pom.xml</w:t>
+            </w:r>
+          </w:p>
+        </w:tc>
+      </w:tr>
+      <w:tr>
+        <w:tc>
+          <w:tcPr>
+            <w:tcW w:type="dxa" w:w="3900"/>
+            <w:tcMar>
+              <w:top w:type="dxa" w:w="80"/>
+              <w:left w:type="dxa" w:w="120"/>
+              <w:bottom w:type="dxa" w:w="80"/>
+              <w:right w:type="dxa" w:w="120"/>
+            </w:tcMar>
+          </w:tcPr>
+          <w:p>
+            <w:pPr>
+              <w:spacing w:after="0" w:line="276" w:lineRule="auto"/>
+            </w:pPr>
+            <w:r>
+              <w:rPr>
+                <w:rFonts w:ascii="Arial" w:cs="Arial" w:eastAsia="Arial" w:hAnsi="Arial"/>
+                <w:b w:val="false"/>
+                <w:bCs w:val="false"/>
+                <w:sz w:val="20"/>
+                <w:szCs w:val="20"/>
+              </w:rPr>
+              <w:t xml:space="preserve">Archivo de configuración del pipeline</w:t>
+            </w:r>
+          </w:p>
+        </w:tc>
+        <w:tc>
+          <w:tcPr>
+            <w:tcW w:type="dxa" w:w="5460"/>
+            <w:tcMar>
+              <w:top w:type="dxa" w:w="80"/>
+              <w:left w:type="dxa" w:w="120"/>
+              <w:bottom w:type="dxa" w:w="80"/>
+              <w:right w:type="dxa" w:w="120"/>
+            </w:tcMar>
+          </w:tcPr>
+          <w:p>
+            <w:pPr>
+              <w:spacing w:after="0" w:line="276" w:lineRule="auto"/>
+            </w:pPr>
+            <w:r>
+              <w:rPr>
+                <w:rFonts w:ascii="Arial" w:cs="Arial" w:eastAsia="Arial" w:hAnsi="Arial"/>
+                <w:b w:val="false"/>
+                <w:bCs w:val="false"/>
+                <w:sz w:val="20"/>
+                <w:szCs w:val="20"/>
+              </w:rPr>
+              <w:t xml:space="preserve">.github/workflows/ci.yml y Jenkinsfile</w:t>
+            </w:r>
+          </w:p>
+        </w:tc>
+      </w:tr>
+      <w:tr>
+        <w:tc>
+          <w:tcPr>
+            <w:tcW w:type="dxa" w:w="3900"/>
+            <w:tcMar>
+              <w:top w:type="dxa" w:w="80"/>
+              <w:left w:type="dxa" w:w="120"/>
+              <w:bottom w:type="dxa" w:w="80"/>
+              <w:right w:type="dxa" w:w="120"/>
+            </w:tcMar>
+          </w:tcPr>
+          <w:p>
+            <w:pPr>
+              <w:spacing w:after="0" w:line="276" w:lineRule="auto"/>
+            </w:pPr>
+            <w:r>
+              <w:rPr>
+                <w:rFonts w:ascii="Arial" w:cs="Arial" w:eastAsia="Arial" w:hAnsi="Arial"/>
+                <w:b w:val="false"/>
+                <w:bCs w:val="false"/>
+                <w:sz w:val="20"/>
+                <w:szCs w:val="20"/>
+              </w:rPr>
+              <w:t xml:space="preserve">Evidencias de ejecución de build y pruebas</w:t>
+            </w:r>
+          </w:p>
+        </w:tc>
+        <w:tc>
+          <w:tcPr>
+            <w:tcW w:type="dxa" w:w="5460"/>
+            <w:tcMar>
+              <w:top w:type="dxa" w:w="80"/>
+              <w:left w:type="dxa" w:w="120"/>
+              <w:bottom w:type="dxa" w:w="80"/>
+              <w:right w:type="dxa" w:w="120"/>
+            </w:tcMar>
+          </w:tcPr>
+          <w:p>
+            <w:pPr>
+              <w:spacing w:after="0" w:line="276" w:lineRule="auto"/>
+            </w:pPr>
+            <w:r>
+              <w:rPr>
+                <w:rFonts w:ascii="Arial" w:cs="Arial" w:eastAsia="Arial" w:hAnsi="Arial"/>
+                <w:b w:val="false"/>
+                <w:bCs w:val="false"/>
+                <w:sz w:val="20"/>
+                <w:szCs w:val="20"/>
+              </w:rPr>
+              <w:t xml:space="preserve">docs/evidencias/06-ci-github-actions.txt y 07-ci-ejecucion-exitosa.png</w:t>
+            </w:r>
+          </w:p>
+        </w:tc>
+      </w:tr>
+      <w:tr>
+        <w:tc>
+          <w:tcPr>
+            <w:tcW w:type="dxa" w:w="3900"/>
+            <w:tcMar>
+              <w:top w:type="dxa" w:w="80"/>
+              <w:left w:type="dxa" w:w="120"/>
+              <w:bottom w:type="dxa" w:w="80"/>
+              <w:right w:type="dxa" w:w="120"/>
+            </w:tcMar>
+          </w:tcPr>
+          <w:p>
+            <w:pPr>
+              <w:spacing w:after="0" w:line="276" w:lineRule="auto"/>
+            </w:pPr>
+            <w:r>
+              <w:rPr>
+                <w:rFonts w:ascii="Arial" w:cs="Arial" w:eastAsia="Arial" w:hAnsi="Arial"/>
+                <w:b w:val="false"/>
+                <w:bCs w:val="false"/>
+                <w:sz w:val="20"/>
+                <w:szCs w:val="20"/>
+              </w:rPr>
+              <w:t xml:space="preserve">Script del pipeline de despliegue</w:t>
+            </w:r>
+          </w:p>
+        </w:tc>
+        <w:tc>
+          <w:tcPr>
+            <w:tcW w:type="dxa" w:w="5460"/>
+            <w:tcMar>
+              <w:top w:type="dxa" w:w="80"/>
+              <w:left w:type="dxa" w:w="120"/>
+              <w:bottom w:type="dxa" w:w="80"/>
+              <w:right w:type="dxa" w:w="120"/>
+            </w:tcMar>
+          </w:tcPr>
+          <w:p>
+            <w:pPr>
+              <w:spacing w:after="0" w:line="276" w:lineRule="auto"/>
+            </w:pPr>
+            <w:r>
+              <w:rPr>
+                <w:rFonts w:ascii="Arial" w:cs="Arial" w:eastAsia="Arial" w:hAnsi="Arial"/>
+                <w:b w:val="false"/>
+                <w:bCs w:val="false"/>
+                <w:sz w:val="20"/>
+                <w:szCs w:val="20"/>
+              </w:rPr>
+              <w:t xml:space="preserve">scripts/desplegar.sh, docker-compose.yml y .github/workflows/cd.yml</w:t>
+            </w:r>
+          </w:p>
+        </w:tc>
+      </w:tr>
+      <w:tr>
+        <w:tc>
+          <w:tcPr>
+            <w:tcW w:type="dxa" w:w="3900"/>
+            <w:tcMar>
+              <w:top w:type="dxa" w:w="80"/>
+              <w:left w:type="dxa" w:w="120"/>
+              <w:bottom w:type="dxa" w:w="80"/>
+              <w:right w:type="dxa" w:w="120"/>
+            </w:tcMar>
+          </w:tcPr>
+          <w:p>
+            <w:pPr>
+              <w:spacing w:after="0" w:line="276" w:lineRule="auto"/>
+            </w:pPr>
+            <w:r>
+              <w:rPr>
+                <w:rFonts w:ascii="Arial" w:cs="Arial" w:eastAsia="Arial" w:hAnsi="Arial"/>
+                <w:b w:val="false"/>
+                <w:bCs w:val="false"/>
+                <w:sz w:val="20"/>
+                <w:szCs w:val="20"/>
+              </w:rPr>
+              <w:t xml:space="preserve">Evidencias de despliegue y rollback</w:t>
+            </w:r>
+          </w:p>
+        </w:tc>
+        <w:tc>
+          <w:tcPr>
+            <w:tcW w:type="dxa" w:w="5460"/>
+            <w:tcMar>
+              <w:top w:type="dxa" w:w="80"/>
+              <w:left w:type="dxa" w:w="120"/>
+              <w:bottom w:type="dxa" w:w="80"/>
+              <w:right w:type="dxa" w:w="120"/>
+            </w:tcMar>
+          </w:tcPr>
+          <w:p>
+            <w:pPr>
+              <w:spacing w:after="0" w:line="276" w:lineRule="auto"/>
+            </w:pPr>
+            <w:r>
+              <w:rPr>
+                <w:rFonts w:ascii="Arial" w:cs="Arial" w:eastAsia="Arial" w:hAnsi="Arial"/>
+                <w:b w:val="false"/>
+                <w:bCs w:val="false"/>
+                <w:sz w:val="20"/>
+                <w:szCs w:val="20"/>
+              </w:rPr>
+              <w:t xml:space="preserve">docs/evidencias/01-despliegue-exitoso.txt, 02-rollback.txt y 03-gate-rechaza-version-defectuosa.txt</w:t>
+            </w:r>
+          </w:p>
+        </w:tc>
+      </w:tr>
+      <w:tr>
+        <w:tc>
+          <w:tcPr>
+            <w:tcW w:type="dxa" w:w="3900"/>
+            <w:tcMar>
+              <w:top w:type="dxa" w:w="80"/>
+              <w:left w:type="dxa" w:w="120"/>
+              <w:bottom w:type="dxa" w:w="80"/>
+              <w:right w:type="dxa" w:w="120"/>
+            </w:tcMar>
+          </w:tcPr>
+          <w:p>
+            <w:pPr>
+              <w:spacing w:after="0" w:line="276" w:lineRule="auto"/>
+            </w:pPr>
+            <w:r>
+              <w:rPr>
+                <w:rFonts w:ascii="Arial" w:cs="Arial" w:eastAsia="Arial" w:hAnsi="Arial"/>
+                <w:b w:val="false"/>
+                <w:bCs w:val="false"/>
+                <w:sz w:val="20"/>
+                <w:szCs w:val="20"/>
+              </w:rPr>
+              <w:t xml:space="preserve">README.md con descripción, estrategia y capturas</w:t>
+            </w:r>
+          </w:p>
+        </w:tc>
+        <w:tc>
+          <w:tcPr>
+            <w:tcW w:type="dxa" w:w="5460"/>
+            <w:tcMar>
+              <w:top w:type="dxa" w:w="80"/>
+              <w:left w:type="dxa" w:w="120"/>
+              <w:bottom w:type="dxa" w:w="80"/>
+              <w:right w:type="dxa" w:w="120"/>
+            </w:tcMar>
+          </w:tcPr>
+          <w:p>
+            <w:pPr>
+              <w:spacing w:after="0" w:line="276" w:lineRule="auto"/>
+            </w:pPr>
+            <w:r>
+              <w:rPr>
+                <w:rFonts w:ascii="Arial" w:cs="Arial" w:eastAsia="Arial" w:hAnsi="Arial"/>
+                <w:b w:val="false"/>
+                <w:bCs w:val="false"/>
+                <w:sz w:val="20"/>
+                <w:szCs w:val="20"/>
+              </w:rPr>
+              <w:t xml:space="preserve">README.md</w:t>
+            </w:r>
+          </w:p>
+        </w:tc>
+      </w:tr>
+      <w:tr>
+        <w:tc>
+          <w:tcPr>
+            <w:tcW w:type="dxa" w:w="3900"/>
+            <w:tcMar>
+              <w:top w:type="dxa" w:w="80"/>
+              <w:left w:type="dxa" w:w="120"/>
+              <w:bottom w:type="dxa" w:w="80"/>
+              <w:right w:type="dxa" w:w="120"/>
+            </w:tcMar>
+          </w:tcPr>
+          <w:p>
+            <w:pPr>
+              <w:spacing w:after="0" w:line="276" w:lineRule="auto"/>
+            </w:pPr>
+            <w:r>
+              <w:rPr>
+                <w:rFonts w:ascii="Arial" w:cs="Arial" w:eastAsia="Arial" w:hAnsi="Arial"/>
+                <w:b w:val="false"/>
+                <w:bCs w:val="false"/>
+                <w:sz w:val="20"/>
+                <w:szCs w:val="20"/>
+              </w:rPr>
+              <w:t xml:space="preserve">Guía de verificación paso a paso</w:t>
+            </w:r>
+          </w:p>
+        </w:tc>
+        <w:tc>
+          <w:tcPr>
+            <w:tcW w:type="dxa" w:w="5460"/>
+            <w:tcMar>
+              <w:top w:type="dxa" w:w="80"/>
+              <w:left w:type="dxa" w:w="120"/>
+              <w:bottom w:type="dxa" w:w="80"/>
+              <w:right w:type="dxa" w:w="120"/>
+            </w:tcMar>
+          </w:tcPr>
+          <w:p>
+            <w:pPr>
+              <w:spacing w:after="0" w:line="276" w:lineRule="auto"/>
+            </w:pPr>
+            <w:r>
+              <w:rPr>
+                <w:rFonts w:ascii="Arial" w:cs="Arial" w:eastAsia="Arial" w:hAnsi="Arial"/>
+                <w:b w:val="false"/>
+                <w:bCs w:val="false"/>
+                <w:sz w:val="20"/>
+                <w:szCs w:val="20"/>
+              </w:rPr>
+              <w:t xml:space="preserve">docs/COMO-VERIFICAR.md</w:t>
             </w:r>
           </w:p>
         </w:tc>
@@ -1556,6 +2112,694 @@
     </w:tbl>
     <w:p>
       <w:pPr>
+        <w:spacing w:after="140" w:line="276" w:lineRule="auto"/>
+      </w:pPr>
+      <w:r>
+        <w:rPr>
+          <w:rFonts w:ascii="Arial" w:cs="Arial" w:eastAsia="Arial" w:hAnsi="Arial"/>
+          <w:sz w:val="24"/>
+          <w:szCs w:val="24"/>
+        </w:rPr>
+        <w:t xml:space="preserve">Extracto del archivo pom.xml con las dependencias de prueba declaradas:</w:t>
+      </w:r>
+    </w:p>
+    <w:p>
+      <w:pPr>
+        <w:shd w:fill="F4F6F8" w:val="clear"/>
+        <w:spacing w:after="0" w:line="240"/>
+        <w:ind w:left="200" w:right="200"/>
+      </w:pPr>
+      <w:r>
+        <w:rPr>
+          <w:rFonts w:ascii="Consolas" w:cs="Consolas" w:eastAsia="Consolas" w:hAnsi="Consolas"/>
+          <w:sz w:val="18"/>
+          <w:szCs w:val="18"/>
+        </w:rPr>
+        <w:t xml:space="preserve">&lt;properties&gt;</w:t>
+      </w:r>
+    </w:p>
+    <w:p>
+      <w:pPr>
+        <w:shd w:fill="F4F6F8" w:val="clear"/>
+        <w:spacing w:after="0" w:line="240"/>
+        <w:ind w:left="200" w:right="200"/>
+      </w:pPr>
+      <w:r>
+        <w:rPr>
+          <w:rFonts w:ascii="Consolas" w:cs="Consolas" w:eastAsia="Consolas" w:hAnsi="Consolas"/>
+          <w:sz w:val="18"/>
+          <w:szCs w:val="18"/>
+        </w:rPr>
+        <w:t xml:space="preserve">  &lt;!-- Versiones explícitas: nunca heredadas de forma implícita. --&gt;</w:t>
+      </w:r>
+    </w:p>
+    <w:p>
+      <w:pPr>
+        <w:shd w:fill="F4F6F8" w:val="clear"/>
+        <w:spacing w:after="0" w:line="240"/>
+        <w:ind w:left="200" w:right="200"/>
+      </w:pPr>
+      <w:r>
+        <w:rPr>
+          <w:rFonts w:ascii="Consolas" w:cs="Consolas" w:eastAsia="Consolas" w:hAnsi="Consolas"/>
+          <w:sz w:val="18"/>
+          <w:szCs w:val="18"/>
+        </w:rPr>
+        <w:t xml:space="preserve">  &lt;selenium.version&gt;4.27.0&lt;/selenium.version&gt;</w:t>
+      </w:r>
+    </w:p>
+    <w:p>
+      <w:pPr>
+        <w:shd w:fill="F4F6F8" w:val="clear"/>
+        <w:spacing w:after="0" w:line="240"/>
+        <w:ind w:left="200" w:right="200"/>
+      </w:pPr>
+      <w:r>
+        <w:rPr>
+          <w:rFonts w:ascii="Consolas" w:cs="Consolas" w:eastAsia="Consolas" w:hAnsi="Consolas"/>
+          <w:sz w:val="18"/>
+          <w:szCs w:val="18"/>
+        </w:rPr>
+        <w:t xml:space="preserve">  &lt;cucumber.version&gt;7.20.1&lt;/cucumber.version&gt;</w:t>
+      </w:r>
+    </w:p>
+    <w:p>
+      <w:pPr>
+        <w:shd w:fill="F4F6F8" w:val="clear"/>
+        <w:spacing w:after="0" w:line="240"/>
+        <w:ind w:left="200" w:right="200"/>
+      </w:pPr>
+      <w:r>
+        <w:rPr>
+          <w:rFonts w:ascii="Consolas" w:cs="Consolas" w:eastAsia="Consolas" w:hAnsi="Consolas"/>
+          <w:sz w:val="18"/>
+          <w:szCs w:val="18"/>
+        </w:rPr>
+        <w:t xml:space="preserve">  &lt;rest-assured.version&gt;5.5.0&lt;/rest-assured.version&gt;</w:t>
+      </w:r>
+    </w:p>
+    <w:p>
+      <w:pPr>
+        <w:shd w:fill="F4F6F8" w:val="clear"/>
+        <w:spacing w:after="0" w:line="240"/>
+        <w:ind w:left="200" w:right="200"/>
+      </w:pPr>
+      <w:r>
+        <w:rPr>
+          <w:rFonts w:ascii="Consolas" w:cs="Consolas" w:eastAsia="Consolas" w:hAnsi="Consolas"/>
+          <w:sz w:val="18"/>
+          <w:szCs w:val="18"/>
+        </w:rPr>
+        <w:t xml:space="preserve">  &lt;jacoco.cobertura.minima&gt;0.80&lt;/jacoco.cobertura.minima&gt;</w:t>
+      </w:r>
+    </w:p>
+    <w:p>
+      <w:pPr>
+        <w:shd w:fill="F4F6F8" w:val="clear"/>
+        <w:spacing w:after="0" w:line="240"/>
+        <w:ind w:left="200" w:right="200"/>
+      </w:pPr>
+      <w:r>
+        <w:rPr>
+          <w:rFonts w:ascii="Consolas" w:cs="Consolas" w:eastAsia="Consolas" w:hAnsi="Consolas"/>
+          <w:sz w:val="18"/>
+          <w:szCs w:val="18"/>
+        </w:rPr>
+        <w:t xml:space="preserve">&lt;/properties&gt;</w:t>
+      </w:r>
+    </w:p>
+    <w:p>
+      <w:pPr>
+        <w:shd w:fill="F4F6F8" w:val="clear"/>
+        <w:spacing w:after="0" w:line="240"/>
+        <w:ind w:left="200" w:right="200"/>
+      </w:pPr>
+      <w:r>
+        <w:rPr>
+          <w:rFonts w:ascii="Consolas" w:cs="Consolas" w:eastAsia="Consolas" w:hAnsi="Consolas"/>
+          <w:sz w:val="18"/>
+          <w:szCs w:val="18"/>
+        </w:rPr>
+        <w:t xml:space="preserve"> </w:t>
+      </w:r>
+    </w:p>
+    <w:p>
+      <w:pPr>
+        <w:shd w:fill="F4F6F8" w:val="clear"/>
+        <w:spacing w:after="0" w:line="240"/>
+        <w:ind w:left="200" w:right="200"/>
+      </w:pPr>
+      <w:r>
+        <w:rPr>
+          <w:rFonts w:ascii="Consolas" w:cs="Consolas" w:eastAsia="Consolas" w:hAnsi="Consolas"/>
+          <w:sz w:val="18"/>
+          <w:szCs w:val="18"/>
+        </w:rPr>
+        <w:t xml:space="preserve">&lt;dependencies&gt;</w:t>
+      </w:r>
+    </w:p>
+    <w:p>
+      <w:pPr>
+        <w:shd w:fill="F4F6F8" w:val="clear"/>
+        <w:spacing w:after="0" w:line="240"/>
+        <w:ind w:left="200" w:right="200"/>
+      </w:pPr>
+      <w:r>
+        <w:rPr>
+          <w:rFonts w:ascii="Consolas" w:cs="Consolas" w:eastAsia="Consolas" w:hAnsi="Consolas"/>
+          <w:sz w:val="18"/>
+          <w:szCs w:val="18"/>
+        </w:rPr>
+        <w:t xml:space="preserve">  &lt;!-- Trae JUnit 5, Mockito, AssertJ y el soporte de test del framework. --&gt;</w:t>
+      </w:r>
+    </w:p>
+    <w:p>
+      <w:pPr>
+        <w:shd w:fill="F4F6F8" w:val="clear"/>
+        <w:spacing w:after="0" w:line="240"/>
+        <w:ind w:left="200" w:right="200"/>
+      </w:pPr>
+      <w:r>
+        <w:rPr>
+          <w:rFonts w:ascii="Consolas" w:cs="Consolas" w:eastAsia="Consolas" w:hAnsi="Consolas"/>
+          <w:sz w:val="18"/>
+          <w:szCs w:val="18"/>
+        </w:rPr>
+        <w:t xml:space="preserve">  &lt;dependency&gt;</w:t>
+      </w:r>
+    </w:p>
+    <w:p>
+      <w:pPr>
+        <w:shd w:fill="F4F6F8" w:val="clear"/>
+        <w:spacing w:after="0" w:line="240"/>
+        <w:ind w:left="200" w:right="200"/>
+      </w:pPr>
+      <w:r>
+        <w:rPr>
+          <w:rFonts w:ascii="Consolas" w:cs="Consolas" w:eastAsia="Consolas" w:hAnsi="Consolas"/>
+          <w:sz w:val="18"/>
+          <w:szCs w:val="18"/>
+        </w:rPr>
+        <w:t xml:space="preserve">    &lt;groupId&gt;org.springframework.boot&lt;/groupId&gt;</w:t>
+      </w:r>
+    </w:p>
+    <w:p>
+      <w:pPr>
+        <w:shd w:fill="F4F6F8" w:val="clear"/>
+        <w:spacing w:after="0" w:line="240"/>
+        <w:ind w:left="200" w:right="200"/>
+      </w:pPr>
+      <w:r>
+        <w:rPr>
+          <w:rFonts w:ascii="Consolas" w:cs="Consolas" w:eastAsia="Consolas" w:hAnsi="Consolas"/>
+          <w:sz w:val="18"/>
+          <w:szCs w:val="18"/>
+        </w:rPr>
+        <w:t xml:space="preserve">    &lt;artifactId&gt;spring-boot-starter-test&lt;/artifactId&gt;</w:t>
+      </w:r>
+    </w:p>
+    <w:p>
+      <w:pPr>
+        <w:shd w:fill="F4F6F8" w:val="clear"/>
+        <w:spacing w:after="0" w:line="240"/>
+        <w:ind w:left="200" w:right="200"/>
+      </w:pPr>
+      <w:r>
+        <w:rPr>
+          <w:rFonts w:ascii="Consolas" w:cs="Consolas" w:eastAsia="Consolas" w:hAnsi="Consolas"/>
+          <w:sz w:val="18"/>
+          <w:szCs w:val="18"/>
+        </w:rPr>
+        <w:t xml:space="preserve">    &lt;scope&gt;test&lt;/scope&gt;</w:t>
+      </w:r>
+    </w:p>
+    <w:p>
+      <w:pPr>
+        <w:shd w:fill="F4F6F8" w:val="clear"/>
+        <w:spacing w:after="0" w:line="240"/>
+        <w:ind w:left="200" w:right="200"/>
+      </w:pPr>
+      <w:r>
+        <w:rPr>
+          <w:rFonts w:ascii="Consolas" w:cs="Consolas" w:eastAsia="Consolas" w:hAnsi="Consolas"/>
+          <w:sz w:val="18"/>
+          <w:szCs w:val="18"/>
+        </w:rPr>
+        <w:t xml:space="preserve">  &lt;/dependency&gt;</w:t>
+      </w:r>
+    </w:p>
+    <w:p>
+      <w:pPr>
+        <w:shd w:fill="F4F6F8" w:val="clear"/>
+        <w:spacing w:after="0" w:line="240"/>
+        <w:ind w:left="200" w:right="200"/>
+      </w:pPr>
+      <w:r>
+        <w:rPr>
+          <w:rFonts w:ascii="Consolas" w:cs="Consolas" w:eastAsia="Consolas" w:hAnsi="Consolas"/>
+          <w:sz w:val="18"/>
+          <w:szCs w:val="18"/>
+        </w:rPr>
+        <w:t xml:space="preserve"> </w:t>
+      </w:r>
+    </w:p>
+    <w:p>
+      <w:pPr>
+        <w:shd w:fill="F4F6F8" w:val="clear"/>
+        <w:spacing w:after="0" w:line="240"/>
+        <w:ind w:left="200" w:right="200"/>
+      </w:pPr>
+      <w:r>
+        <w:rPr>
+          <w:rFonts w:ascii="Consolas" w:cs="Consolas" w:eastAsia="Consolas" w:hAnsi="Consolas"/>
+          <w:sz w:val="18"/>
+          <w:szCs w:val="18"/>
+        </w:rPr>
+        <w:t xml:space="preserve">  &lt;!-- Se declaran explícitamente porque el código de prueba los usa de</w:t>
+      </w:r>
+    </w:p>
+    <w:p>
+      <w:pPr>
+        <w:shd w:fill="F4F6F8" w:val="clear"/>
+        <w:spacing w:after="0" w:line="240"/>
+        <w:ind w:left="200" w:right="200"/>
+      </w:pPr>
+      <w:r>
+        <w:rPr>
+          <w:rFonts w:ascii="Consolas" w:cs="Consolas" w:eastAsia="Consolas" w:hAnsi="Consolas"/>
+          <w:sz w:val="18"/>
+          <w:szCs w:val="18"/>
+        </w:rPr>
+        <w:t xml:space="preserve">       forma directa, aunque el starter ya los aporte. --&gt;</w:t>
+      </w:r>
+    </w:p>
+    <w:p>
+      <w:pPr>
+        <w:shd w:fill="F4F6F8" w:val="clear"/>
+        <w:spacing w:after="0" w:line="240"/>
+        <w:ind w:left="200" w:right="200"/>
+      </w:pPr>
+      <w:r>
+        <w:rPr>
+          <w:rFonts w:ascii="Consolas" w:cs="Consolas" w:eastAsia="Consolas" w:hAnsi="Consolas"/>
+          <w:sz w:val="18"/>
+          <w:szCs w:val="18"/>
+        </w:rPr>
+        <w:t xml:space="preserve">  &lt;dependency&gt;</w:t>
+      </w:r>
+    </w:p>
+    <w:p>
+      <w:pPr>
+        <w:shd w:fill="F4F6F8" w:val="clear"/>
+        <w:spacing w:after="0" w:line="240"/>
+        <w:ind w:left="200" w:right="200"/>
+      </w:pPr>
+      <w:r>
+        <w:rPr>
+          <w:rFonts w:ascii="Consolas" w:cs="Consolas" w:eastAsia="Consolas" w:hAnsi="Consolas"/>
+          <w:sz w:val="18"/>
+          <w:szCs w:val="18"/>
+        </w:rPr>
+        <w:t xml:space="preserve">    &lt;groupId&gt;org.junit.jupiter&lt;/groupId&gt;</w:t>
+      </w:r>
+    </w:p>
+    <w:p>
+      <w:pPr>
+        <w:shd w:fill="F4F6F8" w:val="clear"/>
+        <w:spacing w:after="0" w:line="240"/>
+        <w:ind w:left="200" w:right="200"/>
+      </w:pPr>
+      <w:r>
+        <w:rPr>
+          <w:rFonts w:ascii="Consolas" w:cs="Consolas" w:eastAsia="Consolas" w:hAnsi="Consolas"/>
+          <w:sz w:val="18"/>
+          <w:szCs w:val="18"/>
+        </w:rPr>
+        <w:t xml:space="preserve">    &lt;artifactId&gt;junit-jupiter&lt;/artifactId&gt;</w:t>
+      </w:r>
+    </w:p>
+    <w:p>
+      <w:pPr>
+        <w:shd w:fill="F4F6F8" w:val="clear"/>
+        <w:spacing w:after="0" w:line="240"/>
+        <w:ind w:left="200" w:right="200"/>
+      </w:pPr>
+      <w:r>
+        <w:rPr>
+          <w:rFonts w:ascii="Consolas" w:cs="Consolas" w:eastAsia="Consolas" w:hAnsi="Consolas"/>
+          <w:sz w:val="18"/>
+          <w:szCs w:val="18"/>
+        </w:rPr>
+        <w:t xml:space="preserve">    &lt;scope&gt;test&lt;/scope&gt;</w:t>
+      </w:r>
+    </w:p>
+    <w:p>
+      <w:pPr>
+        <w:shd w:fill="F4F6F8" w:val="clear"/>
+        <w:spacing w:after="0" w:line="240"/>
+        <w:ind w:left="200" w:right="200"/>
+      </w:pPr>
+      <w:r>
+        <w:rPr>
+          <w:rFonts w:ascii="Consolas" w:cs="Consolas" w:eastAsia="Consolas" w:hAnsi="Consolas"/>
+          <w:sz w:val="18"/>
+          <w:szCs w:val="18"/>
+        </w:rPr>
+        <w:t xml:space="preserve">  &lt;/dependency&gt;</w:t>
+      </w:r>
+    </w:p>
+    <w:p>
+      <w:pPr>
+        <w:shd w:fill="F4F6F8" w:val="clear"/>
+        <w:spacing w:after="0" w:line="240"/>
+        <w:ind w:left="200" w:right="200"/>
+      </w:pPr>
+      <w:r>
+        <w:rPr>
+          <w:rFonts w:ascii="Consolas" w:cs="Consolas" w:eastAsia="Consolas" w:hAnsi="Consolas"/>
+          <w:sz w:val="18"/>
+          <w:szCs w:val="18"/>
+        </w:rPr>
+        <w:t xml:space="preserve">  &lt;dependency&gt;</w:t>
+      </w:r>
+    </w:p>
+    <w:p>
+      <w:pPr>
+        <w:shd w:fill="F4F6F8" w:val="clear"/>
+        <w:spacing w:after="0" w:line="240"/>
+        <w:ind w:left="200" w:right="200"/>
+      </w:pPr>
+      <w:r>
+        <w:rPr>
+          <w:rFonts w:ascii="Consolas" w:cs="Consolas" w:eastAsia="Consolas" w:hAnsi="Consolas"/>
+          <w:sz w:val="18"/>
+          <w:szCs w:val="18"/>
+        </w:rPr>
+        <w:t xml:space="preserve">    &lt;groupId&gt;org.mockito&lt;/groupId&gt;</w:t>
+      </w:r>
+    </w:p>
+    <w:p>
+      <w:pPr>
+        <w:shd w:fill="F4F6F8" w:val="clear"/>
+        <w:spacing w:after="0" w:line="240"/>
+        <w:ind w:left="200" w:right="200"/>
+      </w:pPr>
+      <w:r>
+        <w:rPr>
+          <w:rFonts w:ascii="Consolas" w:cs="Consolas" w:eastAsia="Consolas" w:hAnsi="Consolas"/>
+          <w:sz w:val="18"/>
+          <w:szCs w:val="18"/>
+        </w:rPr>
+        <w:t xml:space="preserve">    &lt;artifactId&gt;mockito-core&lt;/artifactId&gt;</w:t>
+      </w:r>
+    </w:p>
+    <w:p>
+      <w:pPr>
+        <w:shd w:fill="F4F6F8" w:val="clear"/>
+        <w:spacing w:after="0" w:line="240"/>
+        <w:ind w:left="200" w:right="200"/>
+      </w:pPr>
+      <w:r>
+        <w:rPr>
+          <w:rFonts w:ascii="Consolas" w:cs="Consolas" w:eastAsia="Consolas" w:hAnsi="Consolas"/>
+          <w:sz w:val="18"/>
+          <w:szCs w:val="18"/>
+        </w:rPr>
+        <w:t xml:space="preserve">    &lt;scope&gt;test&lt;/scope&gt;</w:t>
+      </w:r>
+    </w:p>
+    <w:p>
+      <w:pPr>
+        <w:shd w:fill="F4F6F8" w:val="clear"/>
+        <w:spacing w:after="0" w:line="240"/>
+        <w:ind w:left="200" w:right="200"/>
+      </w:pPr>
+      <w:r>
+        <w:rPr>
+          <w:rFonts w:ascii="Consolas" w:cs="Consolas" w:eastAsia="Consolas" w:hAnsi="Consolas"/>
+          <w:sz w:val="18"/>
+          <w:szCs w:val="18"/>
+        </w:rPr>
+        <w:t xml:space="preserve">  &lt;/dependency&gt;</w:t>
+      </w:r>
+    </w:p>
+    <w:p>
+      <w:pPr>
+        <w:shd w:fill="F4F6F8" w:val="clear"/>
+        <w:spacing w:after="0" w:line="240"/>
+        <w:ind w:left="200" w:right="200"/>
+      </w:pPr>
+      <w:r>
+        <w:rPr>
+          <w:rFonts w:ascii="Consolas" w:cs="Consolas" w:eastAsia="Consolas" w:hAnsi="Consolas"/>
+          <w:sz w:val="18"/>
+          <w:szCs w:val="18"/>
+        </w:rPr>
+        <w:t xml:space="preserve"> </w:t>
+      </w:r>
+    </w:p>
+    <w:p>
+      <w:pPr>
+        <w:shd w:fill="F4F6F8" w:val="clear"/>
+        <w:spacing w:after="0" w:line="240"/>
+        <w:ind w:left="200" w:right="200"/>
+      </w:pPr>
+      <w:r>
+        <w:rPr>
+          <w:rFonts w:ascii="Consolas" w:cs="Consolas" w:eastAsia="Consolas" w:hAnsi="Consolas"/>
+          <w:sz w:val="18"/>
+          <w:szCs w:val="18"/>
+        </w:rPr>
+        <w:t xml:space="preserve">  &lt;!-- Automatización del navegador en las pruebas de aceptación. --&gt;</w:t>
+      </w:r>
+    </w:p>
+    <w:p>
+      <w:pPr>
+        <w:shd w:fill="F4F6F8" w:val="clear"/>
+        <w:spacing w:after="0" w:line="240"/>
+        <w:ind w:left="200" w:right="200"/>
+      </w:pPr>
+      <w:r>
+        <w:rPr>
+          <w:rFonts w:ascii="Consolas" w:cs="Consolas" w:eastAsia="Consolas" w:hAnsi="Consolas"/>
+          <w:sz w:val="18"/>
+          <w:szCs w:val="18"/>
+        </w:rPr>
+        <w:t xml:space="preserve">  &lt;dependency&gt;</w:t>
+      </w:r>
+    </w:p>
+    <w:p>
+      <w:pPr>
+        <w:shd w:fill="F4F6F8" w:val="clear"/>
+        <w:spacing w:after="0" w:line="240"/>
+        <w:ind w:left="200" w:right="200"/>
+      </w:pPr>
+      <w:r>
+        <w:rPr>
+          <w:rFonts w:ascii="Consolas" w:cs="Consolas" w:eastAsia="Consolas" w:hAnsi="Consolas"/>
+          <w:sz w:val="18"/>
+          <w:szCs w:val="18"/>
+        </w:rPr>
+        <w:t xml:space="preserve">    &lt;groupId&gt;org.seleniumhq.selenium&lt;/groupId&gt;</w:t>
+      </w:r>
+    </w:p>
+    <w:p>
+      <w:pPr>
+        <w:shd w:fill="F4F6F8" w:val="clear"/>
+        <w:spacing w:after="0" w:line="240"/>
+        <w:ind w:left="200" w:right="200"/>
+      </w:pPr>
+      <w:r>
+        <w:rPr>
+          <w:rFonts w:ascii="Consolas" w:cs="Consolas" w:eastAsia="Consolas" w:hAnsi="Consolas"/>
+          <w:sz w:val="18"/>
+          <w:szCs w:val="18"/>
+        </w:rPr>
+        <w:t xml:space="preserve">    &lt;artifactId&gt;selenium-java&lt;/artifactId&gt;</w:t>
+      </w:r>
+    </w:p>
+    <w:p>
+      <w:pPr>
+        <w:shd w:fill="F4F6F8" w:val="clear"/>
+        <w:spacing w:after="0" w:line="240"/>
+        <w:ind w:left="200" w:right="200"/>
+      </w:pPr>
+      <w:r>
+        <w:rPr>
+          <w:rFonts w:ascii="Consolas" w:cs="Consolas" w:eastAsia="Consolas" w:hAnsi="Consolas"/>
+          <w:sz w:val="18"/>
+          <w:szCs w:val="18"/>
+        </w:rPr>
+        <w:t xml:space="preserve">    &lt;version&gt;${selenium.version}&lt;/version&gt;</w:t>
+      </w:r>
+    </w:p>
+    <w:p>
+      <w:pPr>
+        <w:shd w:fill="F4F6F8" w:val="clear"/>
+        <w:spacing w:after="0" w:line="240"/>
+        <w:ind w:left="200" w:right="200"/>
+      </w:pPr>
+      <w:r>
+        <w:rPr>
+          <w:rFonts w:ascii="Consolas" w:cs="Consolas" w:eastAsia="Consolas" w:hAnsi="Consolas"/>
+          <w:sz w:val="18"/>
+          <w:szCs w:val="18"/>
+        </w:rPr>
+        <w:t xml:space="preserve">    &lt;scope&gt;test&lt;/scope&gt;</w:t>
+      </w:r>
+    </w:p>
+    <w:p>
+      <w:pPr>
+        <w:shd w:fill="F4F6F8" w:val="clear"/>
+        <w:spacing w:after="0" w:line="240"/>
+        <w:ind w:left="200" w:right="200"/>
+      </w:pPr>
+      <w:r>
+        <w:rPr>
+          <w:rFonts w:ascii="Consolas" w:cs="Consolas" w:eastAsia="Consolas" w:hAnsi="Consolas"/>
+          <w:sz w:val="18"/>
+          <w:szCs w:val="18"/>
+        </w:rPr>
+        <w:t xml:space="preserve">  &lt;/dependency&gt;</w:t>
+      </w:r>
+    </w:p>
+    <w:p>
+      <w:pPr>
+        <w:shd w:fill="F4F6F8" w:val="clear"/>
+        <w:spacing w:after="0" w:line="240"/>
+        <w:ind w:left="200" w:right="200"/>
+      </w:pPr>
+      <w:r>
+        <w:rPr>
+          <w:rFonts w:ascii="Consolas" w:cs="Consolas" w:eastAsia="Consolas" w:hAnsi="Consolas"/>
+          <w:sz w:val="18"/>
+          <w:szCs w:val="18"/>
+        </w:rPr>
+        <w:t xml:space="preserve"> </w:t>
+      </w:r>
+    </w:p>
+    <w:p>
+      <w:pPr>
+        <w:shd w:fill="F4F6F8" w:val="clear"/>
+        <w:spacing w:after="0" w:line="240"/>
+        <w:ind w:left="200" w:right="200"/>
+      </w:pPr>
+      <w:r>
+        <w:rPr>
+          <w:rFonts w:ascii="Consolas" w:cs="Consolas" w:eastAsia="Consolas" w:hAnsi="Consolas"/>
+          <w:sz w:val="18"/>
+          <w:szCs w:val="18"/>
+        </w:rPr>
+        <w:t xml:space="preserve">  &lt;!-- Escenarios de comportamiento en Gherkin. --&gt;</w:t>
+      </w:r>
+    </w:p>
+    <w:p>
+      <w:pPr>
+        <w:shd w:fill="F4F6F8" w:val="clear"/>
+        <w:spacing w:after="0" w:line="240"/>
+        <w:ind w:left="200" w:right="200"/>
+      </w:pPr>
+      <w:r>
+        <w:rPr>
+          <w:rFonts w:ascii="Consolas" w:cs="Consolas" w:eastAsia="Consolas" w:hAnsi="Consolas"/>
+          <w:sz w:val="18"/>
+          <w:szCs w:val="18"/>
+        </w:rPr>
+        <w:t xml:space="preserve">  &lt;dependency&gt;</w:t>
+      </w:r>
+    </w:p>
+    <w:p>
+      <w:pPr>
+        <w:shd w:fill="F4F6F8" w:val="clear"/>
+        <w:spacing w:after="0" w:line="240"/>
+        <w:ind w:left="200" w:right="200"/>
+      </w:pPr>
+      <w:r>
+        <w:rPr>
+          <w:rFonts w:ascii="Consolas" w:cs="Consolas" w:eastAsia="Consolas" w:hAnsi="Consolas"/>
+          <w:sz w:val="18"/>
+          <w:szCs w:val="18"/>
+        </w:rPr>
+        <w:t xml:space="preserve">    &lt;groupId&gt;io.cucumber&lt;/groupId&gt;</w:t>
+      </w:r>
+    </w:p>
+    <w:p>
+      <w:pPr>
+        <w:shd w:fill="F4F6F8" w:val="clear"/>
+        <w:spacing w:after="0" w:line="240"/>
+        <w:ind w:left="200" w:right="200"/>
+      </w:pPr>
+      <w:r>
+        <w:rPr>
+          <w:rFonts w:ascii="Consolas" w:cs="Consolas" w:eastAsia="Consolas" w:hAnsi="Consolas"/>
+          <w:sz w:val="18"/>
+          <w:szCs w:val="18"/>
+        </w:rPr>
+        <w:t xml:space="preserve">    &lt;artifactId&gt;cucumber-java&lt;/artifactId&gt;</w:t>
+      </w:r>
+    </w:p>
+    <w:p>
+      <w:pPr>
+        <w:shd w:fill="F4F6F8" w:val="clear"/>
+        <w:spacing w:after="0" w:line="240"/>
+        <w:ind w:left="200" w:right="200"/>
+      </w:pPr>
+      <w:r>
+        <w:rPr>
+          <w:rFonts w:ascii="Consolas" w:cs="Consolas" w:eastAsia="Consolas" w:hAnsi="Consolas"/>
+          <w:sz w:val="18"/>
+          <w:szCs w:val="18"/>
+        </w:rPr>
+        <w:t xml:space="preserve">    &lt;version&gt;${cucumber.version}&lt;/version&gt;</w:t>
+      </w:r>
+    </w:p>
+    <w:p>
+      <w:pPr>
+        <w:shd w:fill="F4F6F8" w:val="clear"/>
+        <w:spacing w:after="0" w:line="240"/>
+        <w:ind w:left="200" w:right="200"/>
+      </w:pPr>
+      <w:r>
+        <w:rPr>
+          <w:rFonts w:ascii="Consolas" w:cs="Consolas" w:eastAsia="Consolas" w:hAnsi="Consolas"/>
+          <w:sz w:val="18"/>
+          <w:szCs w:val="18"/>
+        </w:rPr>
+        <w:t xml:space="preserve">    &lt;scope&gt;test&lt;/scope&gt;</w:t>
+      </w:r>
+    </w:p>
+    <w:p>
+      <w:pPr>
+        <w:shd w:fill="F4F6F8" w:val="clear"/>
+        <w:spacing w:after="0" w:line="240"/>
+        <w:ind w:left="200" w:right="200"/>
+      </w:pPr>
+      <w:r>
+        <w:rPr>
+          <w:rFonts w:ascii="Consolas" w:cs="Consolas" w:eastAsia="Consolas" w:hAnsi="Consolas"/>
+          <w:sz w:val="18"/>
+          <w:szCs w:val="18"/>
+        </w:rPr>
+        <w:t xml:space="preserve">  &lt;/dependency&gt;</w:t>
+      </w:r>
+    </w:p>
+    <w:p>
+      <w:pPr>
+        <w:shd w:fill="F4F6F8" w:val="clear"/>
+        <w:spacing w:after="180" w:line="240"/>
+        <w:ind w:left="200" w:right="200"/>
+      </w:pPr>
+      <w:r>
+        <w:rPr>
+          <w:rFonts w:ascii="Consolas" w:cs="Consolas" w:eastAsia="Consolas" w:hAnsi="Consolas"/>
+          <w:sz w:val="18"/>
+          <w:szCs w:val="18"/>
+        </w:rPr>
+        <w:t xml:space="preserve">&lt;/dependencies&gt;</w:t>
+      </w:r>
+    </w:p>
+    <w:p>
+      <w:pPr>
         <w:pStyle w:val="Heading2"/>
         <w:spacing w:after="140" w:before="260" w:line="276" w:lineRule="auto"/>
       </w:pPr>
@@ -2052,6 +3296,304 @@
       </w:r>
     </w:p>
     <w:p>
+      <w:pPr>
+        <w:spacing w:after="140" w:line="276" w:lineRule="auto"/>
+      </w:pPr>
+      <w:r>
+        <w:rPr>
+          <w:rFonts w:ascii="Arial" w:cs="Arial" w:eastAsia="Arial" w:hAnsi="Arial"/>
+          <w:sz w:val="24"/>
+          <w:szCs w:val="24"/>
+        </w:rPr>
+        <w:t xml:space="preserve">Así queda configurado en el pom.xml:</w:t>
+      </w:r>
+    </w:p>
+    <w:p>
+      <w:pPr>
+        <w:shd w:fill="F4F6F8" w:val="clear"/>
+        <w:spacing w:after="0" w:line="240"/>
+        <w:ind w:left="200" w:right="200"/>
+      </w:pPr>
+      <w:r>
+        <w:rPr>
+          <w:rFonts w:ascii="Consolas" w:cs="Consolas" w:eastAsia="Consolas" w:hAnsi="Consolas"/>
+          <w:sz w:val="18"/>
+          <w:szCs w:val="18"/>
+        </w:rPr>
+        <w:t xml:space="preserve">&lt;!-- NIVEL 1: unitarias, en la fase test --&gt;</w:t>
+      </w:r>
+    </w:p>
+    <w:p>
+      <w:pPr>
+        <w:shd w:fill="F4F6F8" w:val="clear"/>
+        <w:spacing w:after="0" w:line="240"/>
+        <w:ind w:left="200" w:right="200"/>
+      </w:pPr>
+      <w:r>
+        <w:rPr>
+          <w:rFonts w:ascii="Consolas" w:cs="Consolas" w:eastAsia="Consolas" w:hAnsi="Consolas"/>
+          <w:sz w:val="18"/>
+          <w:szCs w:val="18"/>
+        </w:rPr>
+        <w:t xml:space="preserve">&lt;plugin&gt;</w:t>
+      </w:r>
+    </w:p>
+    <w:p>
+      <w:pPr>
+        <w:shd w:fill="F4F6F8" w:val="clear"/>
+        <w:spacing w:after="0" w:line="240"/>
+        <w:ind w:left="200" w:right="200"/>
+      </w:pPr>
+      <w:r>
+        <w:rPr>
+          <w:rFonts w:ascii="Consolas" w:cs="Consolas" w:eastAsia="Consolas" w:hAnsi="Consolas"/>
+          <w:sz w:val="18"/>
+          <w:szCs w:val="18"/>
+        </w:rPr>
+        <w:t xml:space="preserve">  &lt;artifactId&gt;maven-surefire-plugin&lt;/artifactId&gt;</w:t>
+      </w:r>
+    </w:p>
+    <w:p>
+      <w:pPr>
+        <w:shd w:fill="F4F6F8" w:val="clear"/>
+        <w:spacing w:after="0" w:line="240"/>
+        <w:ind w:left="200" w:right="200"/>
+      </w:pPr>
+      <w:r>
+        <w:rPr>
+          <w:rFonts w:ascii="Consolas" w:cs="Consolas" w:eastAsia="Consolas" w:hAnsi="Consolas"/>
+          <w:sz w:val="18"/>
+          <w:szCs w:val="18"/>
+        </w:rPr>
+        <w:t xml:space="preserve">  &lt;configuration&gt;</w:t>
+      </w:r>
+    </w:p>
+    <w:p>
+      <w:pPr>
+        <w:shd w:fill="F4F6F8" w:val="clear"/>
+        <w:spacing w:after="0" w:line="240"/>
+        <w:ind w:left="200" w:right="200"/>
+      </w:pPr>
+      <w:r>
+        <w:rPr>
+          <w:rFonts w:ascii="Consolas" w:cs="Consolas" w:eastAsia="Consolas" w:hAnsi="Consolas"/>
+          <w:sz w:val="18"/>
+          <w:szCs w:val="18"/>
+        </w:rPr>
+        <w:t xml:space="preserve">    &lt;includes&gt;&lt;include&gt;**/*Test.java&lt;/include&gt;&lt;/includes&gt;</w:t>
+      </w:r>
+    </w:p>
+    <w:p>
+      <w:pPr>
+        <w:shd w:fill="F4F6F8" w:val="clear"/>
+        <w:spacing w:after="0" w:line="240"/>
+        <w:ind w:left="200" w:right="200"/>
+      </w:pPr>
+      <w:r>
+        <w:rPr>
+          <w:rFonts w:ascii="Consolas" w:cs="Consolas" w:eastAsia="Consolas" w:hAnsi="Consolas"/>
+          <w:sz w:val="18"/>
+          <w:szCs w:val="18"/>
+        </w:rPr>
+        <w:t xml:space="preserve">    &lt;!-- Blindaje: aunque un IT quedara mal ubicado, no se ejecuta aquí. --&gt;</w:t>
+      </w:r>
+    </w:p>
+    <w:p>
+      <w:pPr>
+        <w:shd w:fill="F4F6F8" w:val="clear"/>
+        <w:spacing w:after="0" w:line="240"/>
+        <w:ind w:left="200" w:right="200"/>
+      </w:pPr>
+      <w:r>
+        <w:rPr>
+          <w:rFonts w:ascii="Consolas" w:cs="Consolas" w:eastAsia="Consolas" w:hAnsi="Consolas"/>
+          <w:sz w:val="18"/>
+          <w:szCs w:val="18"/>
+        </w:rPr>
+        <w:t xml:space="preserve">    &lt;excludes&gt;&lt;exclude&gt;**/*IT.java&lt;/exclude&gt;&lt;/excludes&gt;</w:t>
+      </w:r>
+    </w:p>
+    <w:p>
+      <w:pPr>
+        <w:shd w:fill="F4F6F8" w:val="clear"/>
+        <w:spacing w:after="0" w:line="240"/>
+        <w:ind w:left="200" w:right="200"/>
+      </w:pPr>
+      <w:r>
+        <w:rPr>
+          <w:rFonts w:ascii="Consolas" w:cs="Consolas" w:eastAsia="Consolas" w:hAnsi="Consolas"/>
+          <w:sz w:val="18"/>
+          <w:szCs w:val="18"/>
+        </w:rPr>
+        <w:t xml:space="preserve">  &lt;/configuration&gt;</w:t>
+      </w:r>
+    </w:p>
+    <w:p>
+      <w:pPr>
+        <w:shd w:fill="F4F6F8" w:val="clear"/>
+        <w:spacing w:after="0" w:line="240"/>
+        <w:ind w:left="200" w:right="200"/>
+      </w:pPr>
+      <w:r>
+        <w:rPr>
+          <w:rFonts w:ascii="Consolas" w:cs="Consolas" w:eastAsia="Consolas" w:hAnsi="Consolas"/>
+          <w:sz w:val="18"/>
+          <w:szCs w:val="18"/>
+        </w:rPr>
+        <w:t xml:space="preserve">&lt;/plugin&gt;</w:t>
+      </w:r>
+    </w:p>
+    <w:p>
+      <w:pPr>
+        <w:shd w:fill="F4F6F8" w:val="clear"/>
+        <w:spacing w:after="0" w:line="240"/>
+        <w:ind w:left="200" w:right="200"/>
+      </w:pPr>
+      <w:r>
+        <w:rPr>
+          <w:rFonts w:ascii="Consolas" w:cs="Consolas" w:eastAsia="Consolas" w:hAnsi="Consolas"/>
+          <w:sz w:val="18"/>
+          <w:szCs w:val="18"/>
+        </w:rPr>
+        <w:t xml:space="preserve"> </w:t>
+      </w:r>
+    </w:p>
+    <w:p>
+      <w:pPr>
+        <w:shd w:fill="F4F6F8" w:val="clear"/>
+        <w:spacing w:after="0" w:line="240"/>
+        <w:ind w:left="200" w:right="200"/>
+      </w:pPr>
+      <w:r>
+        <w:rPr>
+          <w:rFonts w:ascii="Consolas" w:cs="Consolas" w:eastAsia="Consolas" w:hAnsi="Consolas"/>
+          <w:sz w:val="18"/>
+          <w:szCs w:val="18"/>
+        </w:rPr>
+        <w:t xml:space="preserve">&lt;!-- NIVEL 2: integración, en la fase verify --&gt;</w:t>
+      </w:r>
+    </w:p>
+    <w:p>
+      <w:pPr>
+        <w:shd w:fill="F4F6F8" w:val="clear"/>
+        <w:spacing w:after="0" w:line="240"/>
+        <w:ind w:left="200" w:right="200"/>
+      </w:pPr>
+      <w:r>
+        <w:rPr>
+          <w:rFonts w:ascii="Consolas" w:cs="Consolas" w:eastAsia="Consolas" w:hAnsi="Consolas"/>
+          <w:sz w:val="18"/>
+          <w:szCs w:val="18"/>
+        </w:rPr>
+        <w:t xml:space="preserve">&lt;plugin&gt;</w:t>
+      </w:r>
+    </w:p>
+    <w:p>
+      <w:pPr>
+        <w:shd w:fill="F4F6F8" w:val="clear"/>
+        <w:spacing w:after="0" w:line="240"/>
+        <w:ind w:left="200" w:right="200"/>
+      </w:pPr>
+      <w:r>
+        <w:rPr>
+          <w:rFonts w:ascii="Consolas" w:cs="Consolas" w:eastAsia="Consolas" w:hAnsi="Consolas"/>
+          <w:sz w:val="18"/>
+          <w:szCs w:val="18"/>
+        </w:rPr>
+        <w:t xml:space="preserve">  &lt;artifactId&gt;maven-failsafe-plugin&lt;/artifactId&gt;</w:t>
+      </w:r>
+    </w:p>
+    <w:p>
+      <w:pPr>
+        <w:shd w:fill="F4F6F8" w:val="clear"/>
+        <w:spacing w:after="0" w:line="240"/>
+        <w:ind w:left="200" w:right="200"/>
+      </w:pPr>
+      <w:r>
+        <w:rPr>
+          <w:rFonts w:ascii="Consolas" w:cs="Consolas" w:eastAsia="Consolas" w:hAnsi="Consolas"/>
+          <w:sz w:val="18"/>
+          <w:szCs w:val="18"/>
+        </w:rPr>
+        <w:t xml:space="preserve">  &lt;configuration&gt;</w:t>
+      </w:r>
+    </w:p>
+    <w:p>
+      <w:pPr>
+        <w:shd w:fill="F4F6F8" w:val="clear"/>
+        <w:spacing w:after="0" w:line="240"/>
+        <w:ind w:left="200" w:right="200"/>
+      </w:pPr>
+      <w:r>
+        <w:rPr>
+          <w:rFonts w:ascii="Consolas" w:cs="Consolas" w:eastAsia="Consolas" w:hAnsi="Consolas"/>
+          <w:sz w:val="18"/>
+          <w:szCs w:val="18"/>
+        </w:rPr>
+        <w:t xml:space="preserve">    &lt;includes&gt;&lt;include&gt;**/*IT.java&lt;/include&gt;&lt;/includes&gt;</w:t>
+      </w:r>
+    </w:p>
+    <w:p>
+      <w:pPr>
+        <w:shd w:fill="F4F6F8" w:val="clear"/>
+        <w:spacing w:after="0" w:line="240"/>
+        <w:ind w:left="200" w:right="200"/>
+      </w:pPr>
+      <w:r>
+        <w:rPr>
+          <w:rFonts w:ascii="Consolas" w:cs="Consolas" w:eastAsia="Consolas" w:hAnsi="Consolas"/>
+          <w:sz w:val="18"/>
+          <w:szCs w:val="18"/>
+        </w:rPr>
+        <w:t xml:space="preserve">    &lt;!-- Los de aceptación necesitan un despliegue vivo: van en su perfil. --&gt;</w:t>
+      </w:r>
+    </w:p>
+    <w:p>
+      <w:pPr>
+        <w:shd w:fill="F4F6F8" w:val="clear"/>
+        <w:spacing w:after="0" w:line="240"/>
+        <w:ind w:left="200" w:right="200"/>
+      </w:pPr>
+      <w:r>
+        <w:rPr>
+          <w:rFonts w:ascii="Consolas" w:cs="Consolas" w:eastAsia="Consolas" w:hAnsi="Consolas"/>
+          <w:sz w:val="18"/>
+          <w:szCs w:val="18"/>
+        </w:rPr>
+        <w:t xml:space="preserve">    &lt;excludes&gt;&lt;exclude&gt;**/RunAcceptanceIT.java&lt;/exclude&gt;&lt;/excludes&gt;</w:t>
+      </w:r>
+    </w:p>
+    <w:p>
+      <w:pPr>
+        <w:shd w:fill="F4F6F8" w:val="clear"/>
+        <w:spacing w:after="0" w:line="240"/>
+        <w:ind w:left="200" w:right="200"/>
+      </w:pPr>
+      <w:r>
+        <w:rPr>
+          <w:rFonts w:ascii="Consolas" w:cs="Consolas" w:eastAsia="Consolas" w:hAnsi="Consolas"/>
+          <w:sz w:val="18"/>
+          <w:szCs w:val="18"/>
+        </w:rPr>
+        <w:t xml:space="preserve">  &lt;/configuration&gt;</w:t>
+      </w:r>
+    </w:p>
+    <w:p>
+      <w:pPr>
+        <w:shd w:fill="F4F6F8" w:val="clear"/>
+        <w:spacing w:after="180" w:line="240"/>
+        <w:ind w:left="200" w:right="200"/>
+      </w:pPr>
+      <w:r>
+        <w:rPr>
+          <w:rFonts w:ascii="Consolas" w:cs="Consolas" w:eastAsia="Consolas" w:hAnsi="Consolas"/>
+          <w:sz w:val="18"/>
+          <w:szCs w:val="18"/>
+        </w:rPr>
+        <w:t xml:space="preserve">&lt;/plugin&gt;</w:t>
+      </w:r>
+    </w:p>
+    <w:p>
       <w:r>
         <w:br w:type="page"/>
       </w:r>
@@ -2101,6 +3643,51 @@
     </w:p>
     <w:p>
       <w:pPr>
+        <w:spacing w:after="140" w:line="276" w:lineRule="auto"/>
+      </w:pPr>
+      <w:r>
+        <w:rPr>
+          <w:rFonts w:ascii="Arial" w:cs="Arial" w:eastAsia="Arial" w:hAnsi="Arial"/>
+          <w:sz w:val="24"/>
+          <w:szCs w:val="24"/>
+        </w:rPr>
+        <w:t xml:space="preserve">Los archivos son </w:t>
+      </w:r>
+      <w:r>
+        <w:rPr>
+          <w:rFonts w:ascii="Consolas" w:cs="Consolas" w:eastAsia="Consolas" w:hAnsi="Consolas"/>
+          <w:sz w:val="20"/>
+          <w:szCs w:val="20"/>
+        </w:rPr>
+        <w:t xml:space="preserve">.github/workflows/ci.yml</w:t>
+      </w:r>
+      <w:r>
+        <w:rPr>
+          <w:rFonts w:ascii="Arial" w:cs="Arial" w:eastAsia="Arial" w:hAnsi="Arial"/>
+          <w:sz w:val="24"/>
+          <w:szCs w:val="24"/>
+        </w:rPr>
+        <w:t xml:space="preserve"> y </w:t>
+      </w:r>
+      <w:r>
+        <w:rPr>
+          <w:rFonts w:ascii="Consolas" w:cs="Consolas" w:eastAsia="Consolas" w:hAnsi="Consolas"/>
+          <w:sz w:val="20"/>
+          <w:szCs w:val="20"/>
+        </w:rPr>
+        <w:t xml:space="preserve">Jenkinsfile</w:t>
+      </w:r>
+      <w:r>
+        <w:rPr>
+          <w:rFonts w:ascii="Arial" w:cs="Arial" w:eastAsia="Arial" w:hAnsi="Arial"/>
+          <w:sz w:val="24"/>
+          <w:szCs w:val="24"/>
+        </w:rPr>
+        <w:t xml:space="preserve">, ambos en la raíz del repositorio. Mantener los dos en paralelo es deliberado: deja en evidencia que el proceso definido no depende de la herramienta que lo ejecuta.</w:t>
+      </w:r>
+    </w:p>
+    <w:p>
+      <w:pPr>
         <w:pStyle w:val="Heading2"/>
         <w:spacing w:after="140" w:before="260" w:line="276" w:lineRule="auto"/>
       </w:pPr>
@@ -2414,6 +4001,439 @@
           <w:szCs w:val="18"/>
         </w:rPr>
         <w:t xml:space="preserve">     resumen consolidado</w:t>
+      </w:r>
+    </w:p>
+    <w:p>
+      <w:pPr>
+        <w:spacing w:after="140" w:line="276" w:lineRule="auto"/>
+      </w:pPr>
+      <w:r>
+        <w:rPr>
+          <w:rFonts w:ascii="Arial" w:cs="Arial" w:eastAsia="Arial" w:hAnsi="Arial"/>
+          <w:sz w:val="24"/>
+          <w:szCs w:val="24"/>
+        </w:rPr>
+        <w:t xml:space="preserve">Extracto del archivo .github/workflows/ci.yml:</w:t>
+      </w:r>
+    </w:p>
+    <w:p>
+      <w:pPr>
+        <w:shd w:fill="F4F6F8" w:val="clear"/>
+        <w:spacing w:after="0" w:line="240"/>
+        <w:ind w:left="200" w:right="200"/>
+      </w:pPr>
+      <w:r>
+        <w:rPr>
+          <w:rFonts w:ascii="Consolas" w:cs="Consolas" w:eastAsia="Consolas" w:hAnsi="Consolas"/>
+          <w:sz w:val="18"/>
+          <w:szCs w:val="18"/>
+        </w:rPr>
+        <w:t xml:space="preserve">jobs:</w:t>
+      </w:r>
+    </w:p>
+    <w:p>
+      <w:pPr>
+        <w:shd w:fill="F4F6F8" w:val="clear"/>
+        <w:spacing w:after="0" w:line="240"/>
+        <w:ind w:left="200" w:right="200"/>
+      </w:pPr>
+      <w:r>
+        <w:rPr>
+          <w:rFonts w:ascii="Consolas" w:cs="Consolas" w:eastAsia="Consolas" w:hAnsi="Consolas"/>
+          <w:sz w:val="18"/>
+          <w:szCs w:val="18"/>
+        </w:rPr>
+        <w:t xml:space="preserve"> </w:t>
+      </w:r>
+    </w:p>
+    <w:p>
+      <w:pPr>
+        <w:shd w:fill="F4F6F8" w:val="clear"/>
+        <w:spacing w:after="0" w:line="240"/>
+        <w:ind w:left="200" w:right="200"/>
+      </w:pPr>
+      <w:r>
+        <w:rPr>
+          <w:rFonts w:ascii="Consolas" w:cs="Consolas" w:eastAsia="Consolas" w:hAnsi="Consolas"/>
+          <w:sz w:val="18"/>
+          <w:szCs w:val="18"/>
+        </w:rPr>
+        <w:t xml:space="preserve">  # ETAPA DE COMMIT: feedback inmediato al autor del cambio.</w:t>
+      </w:r>
+    </w:p>
+    <w:p>
+      <w:pPr>
+        <w:shd w:fill="F4F6F8" w:val="clear"/>
+        <w:spacing w:after="0" w:line="240"/>
+        <w:ind w:left="200" w:right="200"/>
+      </w:pPr>
+      <w:r>
+        <w:rPr>
+          <w:rFonts w:ascii="Consolas" w:cs="Consolas" w:eastAsia="Consolas" w:hAnsi="Consolas"/>
+          <w:sz w:val="18"/>
+          <w:szCs w:val="18"/>
+        </w:rPr>
+        <w:t xml:space="preserve">  commit:</w:t>
+      </w:r>
+    </w:p>
+    <w:p>
+      <w:pPr>
+        <w:shd w:fill="F4F6F8" w:val="clear"/>
+        <w:spacing w:after="0" w:line="240"/>
+        <w:ind w:left="200" w:right="200"/>
+      </w:pPr>
+      <w:r>
+        <w:rPr>
+          <w:rFonts w:ascii="Consolas" w:cs="Consolas" w:eastAsia="Consolas" w:hAnsi="Consolas"/>
+          <w:sz w:val="18"/>
+          <w:szCs w:val="18"/>
+        </w:rPr>
+        <w:t xml:space="preserve">    name: Build, análisis estático y pruebas unitarias</w:t>
+      </w:r>
+    </w:p>
+    <w:p>
+      <w:pPr>
+        <w:shd w:fill="F4F6F8" w:val="clear"/>
+        <w:spacing w:after="0" w:line="240"/>
+        <w:ind w:left="200" w:right="200"/>
+      </w:pPr>
+      <w:r>
+        <w:rPr>
+          <w:rFonts w:ascii="Consolas" w:cs="Consolas" w:eastAsia="Consolas" w:hAnsi="Consolas"/>
+          <w:sz w:val="18"/>
+          <w:szCs w:val="18"/>
+        </w:rPr>
+        <w:t xml:space="preserve">    runs-on: ubuntu-latest</w:t>
+      </w:r>
+    </w:p>
+    <w:p>
+      <w:pPr>
+        <w:shd w:fill="F4F6F8" w:val="clear"/>
+        <w:spacing w:after="0" w:line="240"/>
+        <w:ind w:left="200" w:right="200"/>
+      </w:pPr>
+      <w:r>
+        <w:rPr>
+          <w:rFonts w:ascii="Consolas" w:cs="Consolas" w:eastAsia="Consolas" w:hAnsi="Consolas"/>
+          <w:sz w:val="18"/>
+          <w:szCs w:val="18"/>
+        </w:rPr>
+        <w:t xml:space="preserve">    steps:</w:t>
+      </w:r>
+    </w:p>
+    <w:p>
+      <w:pPr>
+        <w:shd w:fill="F4F6F8" w:val="clear"/>
+        <w:spacing w:after="0" w:line="240"/>
+        <w:ind w:left="200" w:right="200"/>
+      </w:pPr>
+      <w:r>
+        <w:rPr>
+          <w:rFonts w:ascii="Consolas" w:cs="Consolas" w:eastAsia="Consolas" w:hAnsi="Consolas"/>
+          <w:sz w:val="18"/>
+          <w:szCs w:val="18"/>
+        </w:rPr>
+        <w:t xml:space="preserve">      - uses: actions/checkout@v5</w:t>
+      </w:r>
+    </w:p>
+    <w:p>
+      <w:pPr>
+        <w:shd w:fill="F4F6F8" w:val="clear"/>
+        <w:spacing w:after="0" w:line="240"/>
+        <w:ind w:left="200" w:right="200"/>
+      </w:pPr>
+      <w:r>
+        <w:rPr>
+          <w:rFonts w:ascii="Consolas" w:cs="Consolas" w:eastAsia="Consolas" w:hAnsi="Consolas"/>
+          <w:sz w:val="18"/>
+          <w:szCs w:val="18"/>
+        </w:rPr>
+        <w:t xml:space="preserve">      - uses: actions/setup-java@v5</w:t>
+      </w:r>
+    </w:p>
+    <w:p>
+      <w:pPr>
+        <w:shd w:fill="F4F6F8" w:val="clear"/>
+        <w:spacing w:after="0" w:line="240"/>
+        <w:ind w:left="200" w:right="200"/>
+      </w:pPr>
+      <w:r>
+        <w:rPr>
+          <w:rFonts w:ascii="Consolas" w:cs="Consolas" w:eastAsia="Consolas" w:hAnsi="Consolas"/>
+          <w:sz w:val="18"/>
+          <w:szCs w:val="18"/>
+        </w:rPr>
+        <w:t xml:space="preserve">        with:</w:t>
+      </w:r>
+    </w:p>
+    <w:p>
+      <w:pPr>
+        <w:shd w:fill="F4F6F8" w:val="clear"/>
+        <w:spacing w:after="0" w:line="240"/>
+        <w:ind w:left="200" w:right="200"/>
+      </w:pPr>
+      <w:r>
+        <w:rPr>
+          <w:rFonts w:ascii="Consolas" w:cs="Consolas" w:eastAsia="Consolas" w:hAnsi="Consolas"/>
+          <w:sz w:val="18"/>
+          <w:szCs w:val="18"/>
+        </w:rPr>
+        <w:t xml:space="preserve">          java-version: '21'</w:t>
+      </w:r>
+    </w:p>
+    <w:p>
+      <w:pPr>
+        <w:shd w:fill="F4F6F8" w:val="clear"/>
+        <w:spacing w:after="0" w:line="240"/>
+        <w:ind w:left="200" w:right="200"/>
+      </w:pPr>
+      <w:r>
+        <w:rPr>
+          <w:rFonts w:ascii="Consolas" w:cs="Consolas" w:eastAsia="Consolas" w:hAnsi="Consolas"/>
+          <w:sz w:val="18"/>
+          <w:szCs w:val="18"/>
+        </w:rPr>
+        <w:t xml:space="preserve">          distribution: temurin</w:t>
+      </w:r>
+    </w:p>
+    <w:p>
+      <w:pPr>
+        <w:shd w:fill="F4F6F8" w:val="clear"/>
+        <w:spacing w:after="0" w:line="240"/>
+        <w:ind w:left="200" w:right="200"/>
+      </w:pPr>
+      <w:r>
+        <w:rPr>
+          <w:rFonts w:ascii="Consolas" w:cs="Consolas" w:eastAsia="Consolas" w:hAnsi="Consolas"/>
+          <w:sz w:val="18"/>
+          <w:szCs w:val="18"/>
+        </w:rPr>
+        <w:t xml:space="preserve">          cache: maven        # acelera sin alterar el resultado</w:t>
+      </w:r>
+    </w:p>
+    <w:p>
+      <w:pPr>
+        <w:shd w:fill="F4F6F8" w:val="clear"/>
+        <w:spacing w:after="0" w:line="240"/>
+        <w:ind w:left="200" w:right="200"/>
+      </w:pPr>
+      <w:r>
+        <w:rPr>
+          <w:rFonts w:ascii="Consolas" w:cs="Consolas" w:eastAsia="Consolas" w:hAnsi="Consolas"/>
+          <w:sz w:val="18"/>
+          <w:szCs w:val="18"/>
+        </w:rPr>
+        <w:t xml:space="preserve">      - name: Compilar</w:t>
+      </w:r>
+    </w:p>
+    <w:p>
+      <w:pPr>
+        <w:shd w:fill="F4F6F8" w:val="clear"/>
+        <w:spacing w:after="0" w:line="240"/>
+        <w:ind w:left="200" w:right="200"/>
+      </w:pPr>
+      <w:r>
+        <w:rPr>
+          <w:rFonts w:ascii="Consolas" w:cs="Consolas" w:eastAsia="Consolas" w:hAnsi="Consolas"/>
+          <w:sz w:val="18"/>
+          <w:szCs w:val="18"/>
+        </w:rPr>
+        <w:t xml:space="preserve">        run: ./mvnw -B compile</w:t>
+      </w:r>
+    </w:p>
+    <w:p>
+      <w:pPr>
+        <w:shd w:fill="F4F6F8" w:val="clear"/>
+        <w:spacing w:after="0" w:line="240"/>
+        <w:ind w:left="200" w:right="200"/>
+      </w:pPr>
+      <w:r>
+        <w:rPr>
+          <w:rFonts w:ascii="Consolas" w:cs="Consolas" w:eastAsia="Consolas" w:hAnsi="Consolas"/>
+          <w:sz w:val="18"/>
+          <w:szCs w:val="18"/>
+        </w:rPr>
+        <w:t xml:space="preserve">      - name: Análisis estático</w:t>
+      </w:r>
+    </w:p>
+    <w:p>
+      <w:pPr>
+        <w:shd w:fill="F4F6F8" w:val="clear"/>
+        <w:spacing w:after="0" w:line="240"/>
+        <w:ind w:left="200" w:right="200"/>
+      </w:pPr>
+      <w:r>
+        <w:rPr>
+          <w:rFonts w:ascii="Consolas" w:cs="Consolas" w:eastAsia="Consolas" w:hAnsi="Consolas"/>
+          <w:sz w:val="18"/>
+          <w:szCs w:val="18"/>
+        </w:rPr>
+        <w:t xml:space="preserve">        run: ./mvnw -B spotbugs:check</w:t>
+      </w:r>
+    </w:p>
+    <w:p>
+      <w:pPr>
+        <w:shd w:fill="F4F6F8" w:val="clear"/>
+        <w:spacing w:after="0" w:line="240"/>
+        <w:ind w:left="200" w:right="200"/>
+      </w:pPr>
+      <w:r>
+        <w:rPr>
+          <w:rFonts w:ascii="Consolas" w:cs="Consolas" w:eastAsia="Consolas" w:hAnsi="Consolas"/>
+          <w:sz w:val="18"/>
+          <w:szCs w:val="18"/>
+        </w:rPr>
+        <w:t xml:space="preserve">      - name: Pruebas unitarias y barrera de cobertura</w:t>
+      </w:r>
+    </w:p>
+    <w:p>
+      <w:pPr>
+        <w:shd w:fill="F4F6F8" w:val="clear"/>
+        <w:spacing w:after="0" w:line="240"/>
+        <w:ind w:left="200" w:right="200"/>
+      </w:pPr>
+      <w:r>
+        <w:rPr>
+          <w:rFonts w:ascii="Consolas" w:cs="Consolas" w:eastAsia="Consolas" w:hAnsi="Consolas"/>
+          <w:sz w:val="18"/>
+          <w:szCs w:val="18"/>
+        </w:rPr>
+        <w:t xml:space="preserve">        run: ./mvnw -B test</w:t>
+      </w:r>
+    </w:p>
+    <w:p>
+      <w:pPr>
+        <w:shd w:fill="F4F6F8" w:val="clear"/>
+        <w:spacing w:after="0" w:line="240"/>
+        <w:ind w:left="200" w:right="200"/>
+      </w:pPr>
+      <w:r>
+        <w:rPr>
+          <w:rFonts w:ascii="Consolas" w:cs="Consolas" w:eastAsia="Consolas" w:hAnsi="Consolas"/>
+          <w:sz w:val="18"/>
+          <w:szCs w:val="18"/>
+        </w:rPr>
+        <w:t xml:space="preserve"> </w:t>
+      </w:r>
+    </w:p>
+    <w:p>
+      <w:pPr>
+        <w:shd w:fill="F4F6F8" w:val="clear"/>
+        <w:spacing w:after="0" w:line="240"/>
+        <w:ind w:left="200" w:right="200"/>
+      </w:pPr>
+      <w:r>
+        <w:rPr>
+          <w:rFonts w:ascii="Consolas" w:cs="Consolas" w:eastAsia="Consolas" w:hAnsi="Consolas"/>
+          <w:sz w:val="18"/>
+          <w:szCs w:val="18"/>
+        </w:rPr>
+        <w:t xml:space="preserve">  # INTEGRACIÓN: más lenta, solo si la etapa anterior pasó.</w:t>
+      </w:r>
+    </w:p>
+    <w:p>
+      <w:pPr>
+        <w:shd w:fill="F4F6F8" w:val="clear"/>
+        <w:spacing w:after="0" w:line="240"/>
+        <w:ind w:left="200" w:right="200"/>
+      </w:pPr>
+      <w:r>
+        <w:rPr>
+          <w:rFonts w:ascii="Consolas" w:cs="Consolas" w:eastAsia="Consolas" w:hAnsi="Consolas"/>
+          <w:sz w:val="18"/>
+          <w:szCs w:val="18"/>
+        </w:rPr>
+        <w:t xml:space="preserve">  integracion:</w:t>
+      </w:r>
+    </w:p>
+    <w:p>
+      <w:pPr>
+        <w:shd w:fill="F4F6F8" w:val="clear"/>
+        <w:spacing w:after="0" w:line="240"/>
+        <w:ind w:left="200" w:right="200"/>
+      </w:pPr>
+      <w:r>
+        <w:rPr>
+          <w:rFonts w:ascii="Consolas" w:cs="Consolas" w:eastAsia="Consolas" w:hAnsi="Consolas"/>
+          <w:sz w:val="18"/>
+          <w:szCs w:val="18"/>
+        </w:rPr>
+        <w:t xml:space="preserve">    name: Pruebas de integración</w:t>
+      </w:r>
+    </w:p>
+    <w:p>
+      <w:pPr>
+        <w:shd w:fill="F4F6F8" w:val="clear"/>
+        <w:spacing w:after="0" w:line="240"/>
+        <w:ind w:left="200" w:right="200"/>
+      </w:pPr>
+      <w:r>
+        <w:rPr>
+          <w:rFonts w:ascii="Consolas" w:cs="Consolas" w:eastAsia="Consolas" w:hAnsi="Consolas"/>
+          <w:sz w:val="18"/>
+          <w:szCs w:val="18"/>
+        </w:rPr>
+        <w:t xml:space="preserve">    runs-on: ubuntu-latest</w:t>
+      </w:r>
+    </w:p>
+    <w:p>
+      <w:pPr>
+        <w:shd w:fill="F4F6F8" w:val="clear"/>
+        <w:spacing w:after="0" w:line="240"/>
+        <w:ind w:left="200" w:right="200"/>
+      </w:pPr>
+      <w:r>
+        <w:rPr>
+          <w:rFonts w:ascii="Consolas" w:cs="Consolas" w:eastAsia="Consolas" w:hAnsi="Consolas"/>
+          <w:sz w:val="18"/>
+          <w:szCs w:val="18"/>
+        </w:rPr>
+        <w:t xml:space="preserve">    needs: commit</w:t>
+      </w:r>
+    </w:p>
+    <w:p>
+      <w:pPr>
+        <w:shd w:fill="F4F6F8" w:val="clear"/>
+        <w:spacing w:after="0" w:line="240"/>
+        <w:ind w:left="200" w:right="200"/>
+      </w:pPr>
+      <w:r>
+        <w:rPr>
+          <w:rFonts w:ascii="Consolas" w:cs="Consolas" w:eastAsia="Consolas" w:hAnsi="Consolas"/>
+          <w:sz w:val="18"/>
+          <w:szCs w:val="18"/>
+        </w:rPr>
+        <w:t xml:space="preserve">    steps:</w:t>
+      </w:r>
+    </w:p>
+    <w:p>
+      <w:pPr>
+        <w:shd w:fill="F4F6F8" w:val="clear"/>
+        <w:spacing w:after="0" w:line="240"/>
+        <w:ind w:left="200" w:right="200"/>
+      </w:pPr>
+      <w:r>
+        <w:rPr>
+          <w:rFonts w:ascii="Consolas" w:cs="Consolas" w:eastAsia="Consolas" w:hAnsi="Consolas"/>
+          <w:sz w:val="18"/>
+          <w:szCs w:val="18"/>
+        </w:rPr>
+        <w:t xml:space="preserve">      - name: Ejecutar pruebas de integración</w:t>
+      </w:r>
+    </w:p>
+    <w:p>
+      <w:pPr>
+        <w:shd w:fill="F4F6F8" w:val="clear"/>
+        <w:spacing w:after="180" w:line="240"/>
+        <w:ind w:left="200" w:right="200"/>
+      </w:pPr>
+      <w:r>
+        <w:rPr>
+          <w:rFonts w:ascii="Consolas" w:cs="Consolas" w:eastAsia="Consolas" w:hAnsi="Consolas"/>
+          <w:sz w:val="18"/>
+          <w:szCs w:val="18"/>
+        </w:rPr>
+        <w:t xml:space="preserve">        run: ./mvnw -B verify</w:t>
       </w:r>
     </w:p>
     <w:p>
@@ -3643,6 +5663,425 @@
           <w:szCs w:val="18"/>
         </w:rPr>
         <w:t xml:space="preserve">     └── rechaza  ──▶  el tráfico NO se mueve; la versión queda aislada</w:t>
+      </w:r>
+    </w:p>
+    <w:p>
+      <w:pPr>
+        <w:spacing w:after="140" w:line="276" w:lineRule="auto"/>
+      </w:pPr>
+      <w:r>
+        <w:rPr>
+          <w:rFonts w:ascii="Arial" w:cs="Arial" w:eastAsia="Arial" w:hAnsi="Arial"/>
+          <w:sz w:val="24"/>
+          <w:szCs w:val="24"/>
+        </w:rPr>
+        <w:t xml:space="preserve">El procedimiento está en </w:t>
+      </w:r>
+      <w:r>
+        <w:rPr>
+          <w:rFonts w:ascii="Consolas" w:cs="Consolas" w:eastAsia="Consolas" w:hAnsi="Consolas"/>
+          <w:sz w:val="20"/>
+          <w:szCs w:val="20"/>
+        </w:rPr>
+        <w:t xml:space="preserve">scripts/desplegar.sh</w:t>
+      </w:r>
+      <w:r>
+        <w:rPr>
+          <w:rFonts w:ascii="Arial" w:cs="Arial" w:eastAsia="Arial" w:hAnsi="Arial"/>
+          <w:sz w:val="24"/>
+          <w:szCs w:val="24"/>
+        </w:rPr>
+        <w:t xml:space="preserve">. Extracto de las etapas 4 y 5, que son donde se decide:</w:t>
+      </w:r>
+    </w:p>
+    <w:p>
+      <w:pPr>
+        <w:shd w:fill="F4F6F8" w:val="clear"/>
+        <w:spacing w:after="0" w:line="240"/>
+        <w:ind w:left="200" w:right="200"/>
+      </w:pPr>
+      <w:r>
+        <w:rPr>
+          <w:rFonts w:ascii="Consolas" w:cs="Consolas" w:eastAsia="Consolas" w:hAnsi="Consolas"/>
+          <w:sz w:val="18"/>
+          <w:szCs w:val="18"/>
+        </w:rPr>
+        <w:t xml:space="preserve"># ETAPA 4 - BARRERA DE ACEPTACIÓN contra el slot recién desplegado</w:t>
+      </w:r>
+    </w:p>
+    <w:p>
+      <w:pPr>
+        <w:shd w:fill="F4F6F8" w:val="clear"/>
+        <w:spacing w:after="0" w:line="240"/>
+        <w:ind w:left="200" w:right="200"/>
+      </w:pPr>
+      <w:r>
+        <w:rPr>
+          <w:rFonts w:ascii="Consolas" w:cs="Consolas" w:eastAsia="Consolas" w:hAnsi="Consolas"/>
+          <w:sz w:val="18"/>
+          <w:szCs w:val="18"/>
+        </w:rPr>
+        <w:t xml:space="preserve">#</w:t>
+      </w:r>
+    </w:p>
+    <w:p>
+      <w:pPr>
+        <w:shd w:fill="F4F6F8" w:val="clear"/>
+        <w:spacing w:after="0" w:line="240"/>
+        <w:ind w:left="200" w:right="200"/>
+      </w:pPr>
+      <w:r>
+        <w:rPr>
+          <w:rFonts w:ascii="Consolas" w:cs="Consolas" w:eastAsia="Consolas" w:hAnsi="Consolas"/>
+          <w:sz w:val="18"/>
+          <w:szCs w:val="18"/>
+        </w:rPr>
+        <w:t xml:space="preserve"># Se borra el reporte anterior antes de correr. Si la suite no llegara</w:t>
+      </w:r>
+    </w:p>
+    <w:p>
+      <w:pPr>
+        <w:shd w:fill="F4F6F8" w:val="clear"/>
+        <w:spacing w:after="0" w:line="240"/>
+        <w:ind w:left="200" w:right="200"/>
+      </w:pPr>
+      <w:r>
+        <w:rPr>
+          <w:rFonts w:ascii="Consolas" w:cs="Consolas" w:eastAsia="Consolas" w:hAnsi="Consolas"/>
+          <w:sz w:val="18"/>
+          <w:szCs w:val="18"/>
+        </w:rPr>
+        <w:t xml:space="preserve"># a ejecutarse, la barrera debe rechazar por falta de reporte y no</w:t>
+      </w:r>
+    </w:p>
+    <w:p>
+      <w:pPr>
+        <w:shd w:fill="F4F6F8" w:val="clear"/>
+        <w:spacing w:after="0" w:line="240"/>
+        <w:ind w:left="200" w:right="200"/>
+      </w:pPr>
+      <w:r>
+        <w:rPr>
+          <w:rFonts w:ascii="Consolas" w:cs="Consolas" w:eastAsia="Consolas" w:hAnsi="Consolas"/>
+          <w:sz w:val="18"/>
+          <w:szCs w:val="18"/>
+        </w:rPr>
+        <w:t xml:space="preserve"># aprobar leyendo el resultado de una ejecución pasada.</w:t>
+      </w:r>
+    </w:p>
+    <w:p>
+      <w:pPr>
+        <w:shd w:fill="F4F6F8" w:val="clear"/>
+        <w:spacing w:after="0" w:line="240"/>
+        <w:ind w:left="200" w:right="200"/>
+      </w:pPr>
+      <w:r>
+        <w:rPr>
+          <w:rFonts w:ascii="Consolas" w:cs="Consolas" w:eastAsia="Consolas" w:hAnsi="Consolas"/>
+          <w:sz w:val="18"/>
+          <w:szCs w:val="18"/>
+        </w:rPr>
+        <w:t xml:space="preserve">rm -rf target/cucumber-reports</w:t>
+      </w:r>
+    </w:p>
+    <w:p>
+      <w:pPr>
+        <w:shd w:fill="F4F6F8" w:val="clear"/>
+        <w:spacing w:after="0" w:line="240"/>
+        <w:ind w:left="200" w:right="200"/>
+      </w:pPr>
+      <w:r>
+        <w:rPr>
+          <w:rFonts w:ascii="Consolas" w:cs="Consolas" w:eastAsia="Consolas" w:hAnsi="Consolas"/>
+          <w:sz w:val="18"/>
+          <w:szCs w:val="18"/>
+        </w:rPr>
+        <w:t xml:space="preserve"> </w:t>
+      </w:r>
+    </w:p>
+    <w:p>
+      <w:pPr>
+        <w:shd w:fill="F4F6F8" w:val="clear"/>
+        <w:spacing w:after="0" w:line="240"/>
+        <w:ind w:left="200" w:right="200"/>
+      </w:pPr>
+      <w:r>
+        <w:rPr>
+          <w:rFonts w:ascii="Consolas" w:cs="Consolas" w:eastAsia="Consolas" w:hAnsi="Consolas"/>
+          <w:sz w:val="18"/>
+          <w:szCs w:val="18"/>
+        </w:rPr>
+        <w:t xml:space="preserve">GATE_APROBADO=true</w:t>
+      </w:r>
+    </w:p>
+    <w:p>
+      <w:pPr>
+        <w:shd w:fill="F4F6F8" w:val="clear"/>
+        <w:spacing w:after="0" w:line="240"/>
+        <w:ind w:left="200" w:right="200"/>
+      </w:pPr>
+      <w:r>
+        <w:rPr>
+          <w:rFonts w:ascii="Consolas" w:cs="Consolas" w:eastAsia="Consolas" w:hAnsi="Consolas"/>
+          <w:sz w:val="18"/>
+          <w:szCs w:val="18"/>
+        </w:rPr>
+        <w:t xml:space="preserve">./mvnw -B verify -Pacceptance \</w:t>
+      </w:r>
+    </w:p>
+    <w:p>
+      <w:pPr>
+        <w:shd w:fill="F4F6F8" w:val="clear"/>
+        <w:spacing w:after="0" w:line="240"/>
+        <w:ind w:left="200" w:right="200"/>
+      </w:pPr>
+      <w:r>
+        <w:rPr>
+          <w:rFonts w:ascii="Consolas" w:cs="Consolas" w:eastAsia="Consolas" w:hAnsi="Consolas"/>
+          <w:sz w:val="18"/>
+          <w:szCs w:val="18"/>
+        </w:rPr>
+        <w:t xml:space="preserve">  "-Dacceptance.url=http://localhost:${PUERTO_DESTINO}" \</w:t>
+      </w:r>
+    </w:p>
+    <w:p>
+      <w:pPr>
+        <w:shd w:fill="F4F6F8" w:val="clear"/>
+        <w:spacing w:after="0" w:line="240"/>
+        <w:ind w:left="200" w:right="200"/>
+      </w:pPr>
+      <w:r>
+        <w:rPr>
+          <w:rFonts w:ascii="Consolas" w:cs="Consolas" w:eastAsia="Consolas" w:hAnsi="Consolas"/>
+          <w:sz w:val="18"/>
+          <w:szCs w:val="18"/>
+        </w:rPr>
+        <w:t xml:space="preserve">  || GATE_APROBADO=false</w:t>
+      </w:r>
+    </w:p>
+    <w:p>
+      <w:pPr>
+        <w:shd w:fill="F4F6F8" w:val="clear"/>
+        <w:spacing w:after="0" w:line="240"/>
+        <w:ind w:left="200" w:right="200"/>
+      </w:pPr>
+      <w:r>
+        <w:rPr>
+          <w:rFonts w:ascii="Consolas" w:cs="Consolas" w:eastAsia="Consolas" w:hAnsi="Consolas"/>
+          <w:sz w:val="18"/>
+          <w:szCs w:val="18"/>
+        </w:rPr>
+        <w:t xml:space="preserve"> </w:t>
+      </w:r>
+    </w:p>
+    <w:p>
+      <w:pPr>
+        <w:shd w:fill="F4F6F8" w:val="clear"/>
+        <w:spacing w:after="0" w:line="240"/>
+        <w:ind w:left="200" w:right="200"/>
+      </w:pPr>
+      <w:r>
+        <w:rPr>
+          <w:rFonts w:ascii="Consolas" w:cs="Consolas" w:eastAsia="Consolas" w:hAnsi="Consolas"/>
+          <w:sz w:val="18"/>
+          <w:szCs w:val="18"/>
+        </w:rPr>
+        <w:t xml:space="preserve"># ETAPA 5 - DECISIÓN</w:t>
+      </w:r>
+    </w:p>
+    <w:p>
+      <w:pPr>
+        <w:shd w:fill="F4F6F8" w:val="clear"/>
+        <w:spacing w:after="0" w:line="240"/>
+        <w:ind w:left="200" w:right="200"/>
+      </w:pPr>
+      <w:r>
+        <w:rPr>
+          <w:rFonts w:ascii="Consolas" w:cs="Consolas" w:eastAsia="Consolas" w:hAnsi="Consolas"/>
+          <w:sz w:val="18"/>
+          <w:szCs w:val="18"/>
+        </w:rPr>
+        <w:t xml:space="preserve">if [[ "$GATE_APROBADO" == true ]]; then</w:t>
+      </w:r>
+    </w:p>
+    <w:p>
+      <w:pPr>
+        <w:shd w:fill="F4F6F8" w:val="clear"/>
+        <w:spacing w:after="0" w:line="240"/>
+        <w:ind w:left="200" w:right="200"/>
+      </w:pPr>
+      <w:r>
+        <w:rPr>
+          <w:rFonts w:ascii="Consolas" w:cs="Consolas" w:eastAsia="Consolas" w:hAnsi="Consolas"/>
+          <w:sz w:val="18"/>
+          <w:szCs w:val="18"/>
+        </w:rPr>
+        <w:t xml:space="preserve">  ./scripts/conmutar-trafico.sh "$SLOT_DESTINO"</w:t>
+      </w:r>
+    </w:p>
+    <w:p>
+      <w:pPr>
+        <w:shd w:fill="F4F6F8" w:val="clear"/>
+        <w:spacing w:after="0" w:line="240"/>
+        <w:ind w:left="200" w:right="200"/>
+      </w:pPr>
+      <w:r>
+        <w:rPr>
+          <w:rFonts w:ascii="Consolas" w:cs="Consolas" w:eastAsia="Consolas" w:hAnsi="Consolas"/>
+          <w:sz w:val="18"/>
+          <w:szCs w:val="18"/>
+        </w:rPr>
+        <w:t xml:space="preserve">  echo "DESPLIEGUE COMPLETADO. El tráfico va al slot ${SLOT_DESTINO}."</w:t>
+      </w:r>
+    </w:p>
+    <w:p>
+      <w:pPr>
+        <w:shd w:fill="F4F6F8" w:val="clear"/>
+        <w:spacing w:after="0" w:line="240"/>
+        <w:ind w:left="200" w:right="200"/>
+      </w:pPr>
+      <w:r>
+        <w:rPr>
+          <w:rFonts w:ascii="Consolas" w:cs="Consolas" w:eastAsia="Consolas" w:hAnsi="Consolas"/>
+          <w:sz w:val="18"/>
+          <w:szCs w:val="18"/>
+        </w:rPr>
+        <w:t xml:space="preserve">  echo "El slot ${SLOT_ACTIVO} queda en espera para revertir al instante."</w:t>
+      </w:r>
+    </w:p>
+    <w:p>
+      <w:pPr>
+        <w:shd w:fill="F4F6F8" w:val="clear"/>
+        <w:spacing w:after="0" w:line="240"/>
+        <w:ind w:left="200" w:right="200"/>
+      </w:pPr>
+      <w:r>
+        <w:rPr>
+          <w:rFonts w:ascii="Consolas" w:cs="Consolas" w:eastAsia="Consolas" w:hAnsi="Consolas"/>
+          <w:sz w:val="18"/>
+          <w:szCs w:val="18"/>
+        </w:rPr>
+        <w:t xml:space="preserve">  exit 0</w:t>
+      </w:r>
+    </w:p>
+    <w:p>
+      <w:pPr>
+        <w:shd w:fill="F4F6F8" w:val="clear"/>
+        <w:spacing w:after="0" w:line="240"/>
+        <w:ind w:left="200" w:right="200"/>
+      </w:pPr>
+      <w:r>
+        <w:rPr>
+          <w:rFonts w:ascii="Consolas" w:cs="Consolas" w:eastAsia="Consolas" w:hAnsi="Consolas"/>
+          <w:sz w:val="18"/>
+          <w:szCs w:val="18"/>
+        </w:rPr>
+        <w:t xml:space="preserve">fi</w:t>
+      </w:r>
+    </w:p>
+    <w:p>
+      <w:pPr>
+        <w:shd w:fill="F4F6F8" w:val="clear"/>
+        <w:spacing w:after="0" w:line="240"/>
+        <w:ind w:left="200" w:right="200"/>
+      </w:pPr>
+      <w:r>
+        <w:rPr>
+          <w:rFonts w:ascii="Consolas" w:cs="Consolas" w:eastAsia="Consolas" w:hAnsi="Consolas"/>
+          <w:sz w:val="18"/>
+          <w:szCs w:val="18"/>
+        </w:rPr>
+        <w:t xml:space="preserve"> </w:t>
+      </w:r>
+    </w:p>
+    <w:p>
+      <w:pPr>
+        <w:shd w:fill="F4F6F8" w:val="clear"/>
+        <w:spacing w:after="0" w:line="240"/>
+        <w:ind w:left="200" w:right="200"/>
+      </w:pPr>
+      <w:r>
+        <w:rPr>
+          <w:rFonts w:ascii="Consolas" w:cs="Consolas" w:eastAsia="Consolas" w:hAnsi="Consolas"/>
+          <w:sz w:val="18"/>
+          <w:szCs w:val="18"/>
+        </w:rPr>
+        <w:t xml:space="preserve"># Aquí NO corresponde invocar el procedimiento de reversión: conmutaría</w:t>
+      </w:r>
+    </w:p>
+    <w:p>
+      <w:pPr>
+        <w:shd w:fill="F4F6F8" w:val="clear"/>
+        <w:spacing w:after="0" w:line="240"/>
+        <w:ind w:left="200" w:right="200"/>
+      </w:pPr>
+      <w:r>
+        <w:rPr>
+          <w:rFonts w:ascii="Consolas" w:cs="Consolas" w:eastAsia="Consolas" w:hAnsi="Consolas"/>
+          <w:sz w:val="18"/>
+          <w:szCs w:val="18"/>
+        </w:rPr>
+        <w:t xml:space="preserve"># hacia el slot que acaba de ser rechazado. Como la barrera corre ANTES</w:t>
+      </w:r>
+    </w:p>
+    <w:p>
+      <w:pPr>
+        <w:shd w:fill="F4F6F8" w:val="clear"/>
+        <w:spacing w:after="0" w:line="240"/>
+        <w:ind w:left="200" w:right="200"/>
+      </w:pPr>
+      <w:r>
+        <w:rPr>
+          <w:rFonts w:ascii="Consolas" w:cs="Consolas" w:eastAsia="Consolas" w:hAnsi="Consolas"/>
+          <w:sz w:val="18"/>
+          <w:szCs w:val="18"/>
+        </w:rPr>
+        <w:t xml:space="preserve"># de promover, lo correcto es reafirmar el estado estable.</w:t>
+      </w:r>
+    </w:p>
+    <w:p>
+      <w:pPr>
+        <w:shd w:fill="F4F6F8" w:val="clear"/>
+        <w:spacing w:after="0" w:line="240"/>
+        <w:ind w:left="200" w:right="200"/>
+      </w:pPr>
+      <w:r>
+        <w:rPr>
+          <w:rFonts w:ascii="Consolas" w:cs="Consolas" w:eastAsia="Consolas" w:hAnsi="Consolas"/>
+          <w:sz w:val="18"/>
+          <w:szCs w:val="18"/>
+        </w:rPr>
+        <w:t xml:space="preserve">./scripts/conmutar-trafico.sh "$SLOT_ACTIVO" &gt; /dev/null</w:t>
+      </w:r>
+    </w:p>
+    <w:p>
+      <w:pPr>
+        <w:shd w:fill="F4F6F8" w:val="clear"/>
+        <w:spacing w:after="0" w:line="240"/>
+        <w:ind w:left="200" w:right="200"/>
+      </w:pPr>
+      <w:r>
+        <w:rPr>
+          <w:rFonts w:ascii="Consolas" w:cs="Consolas" w:eastAsia="Consolas" w:hAnsi="Consolas"/>
+          <w:sz w:val="18"/>
+          <w:szCs w:val="18"/>
+        </w:rPr>
+        <w:t xml:space="preserve">echo "El tráfico sigue en ${SLOT_ACTIVO}. La versión queda aislada."</w:t>
+      </w:r>
+    </w:p>
+    <w:p>
+      <w:pPr>
+        <w:shd w:fill="F4F6F8" w:val="clear"/>
+        <w:spacing w:after="180" w:line="240"/>
+        <w:ind w:left="200" w:right="200"/>
+      </w:pPr>
+      <w:r>
+        <w:rPr>
+          <w:rFonts w:ascii="Consolas" w:cs="Consolas" w:eastAsia="Consolas" w:hAnsi="Consolas"/>
+          <w:sz w:val="18"/>
+          <w:szCs w:val="18"/>
+        </w:rPr>
+        <w:t xml:space="preserve">exit 1</w:t>
       </w:r>
     </w:p>
     <w:p>
